--- a/Grupp 3, R - rapport.docx
+++ b/Grupp 3, R - rapport.docx
@@ -1,81 +1,73 @@
 
 <file path=word/document.xml><?xml version="1.0" encoding="utf-8"?>
-<w:document xmlns:mc="http://schemas.openxmlformats.org/markup-compatibility/2006" xmlns:o="urn:schemas-microsoft-com:office:office" xmlns:r="http://schemas.openxmlformats.org/officeDocument/2006/relationships" xmlns:m="http://schemas.openxmlformats.org/officeDocument/2006/math" xmlns:v="urn:schemas-microsoft-com:vml" xmlns:wp="http://schemas.openxmlformats.org/drawingml/2006/wordprocessingDrawing" xmlns:w10="urn:schemas-microsoft-com:office:word" xmlns:w="http://schemas.openxmlformats.org/wordprocessingml/2006/main" xmlns:wne="http://schemas.microsoft.com/office/word/2006/wordml" xmlns:sl="http://schemas.openxmlformats.org/schemaLibrary/2006/main" xmlns:a="http://schemas.openxmlformats.org/drawingml/2006/main" xmlns:pic="http://schemas.openxmlformats.org/drawingml/2006/picture" xmlns:c="http://schemas.openxmlformats.org/drawingml/2006/chart" xmlns:lc="http://schemas.openxmlformats.org/drawingml/2006/lockedCanvas" xmlns:dgm="http://schemas.openxmlformats.org/drawingml/2006/diagram" xmlns:wps="http://schemas.microsoft.com/office/word/2010/wordprocessingShape" xmlns:wpg="http://schemas.microsoft.com/office/word/2010/wordprocessingGroup" xmlns:w14="http://schemas.microsoft.com/office/word/2010/wordml" xmlns:w15="http://schemas.microsoft.com/office/word/2012/wordml" xmlns:w16="http://schemas.microsoft.com/office/word/2018/wordml" xmlns:w16cex="http://schemas.microsoft.com/office/word/2018/wordml/cex" xmlns:w16cid="http://schemas.microsoft.com/office/word/2016/wordml/cid" xmlns="http://schemas.microsoft.com/office/tasks/2019/documenttasks" xmlns:cr="http://schemas.microsoft.com/office/comments/2020/reactions">
+<w:document xmlns:wpc="http://schemas.microsoft.com/office/word/2010/wordprocessingCanvas" xmlns:cx="http://schemas.microsoft.com/office/drawing/2014/chartex" xmlns:cx1="http://schemas.microsoft.com/office/drawing/2015/9/8/chartex" xmlns:cx2="http://schemas.microsoft.com/office/drawing/2015/10/21/chartex" xmlns:cx3="http://schemas.microsoft.com/office/drawing/2016/5/9/chartex" xmlns:cx4="http://schemas.microsoft.com/office/drawing/2016/5/10/chartex" xmlns:cx5="http://schemas.microsoft.com/office/drawing/2016/5/11/chartex" xmlns:cx6="http://schemas.microsoft.com/office/drawing/2016/5/12/chartex" xmlns:cx7="http://schemas.microsoft.com/office/drawing/2016/5/13/chartex" xmlns:cx8="http://schemas.microsoft.com/office/drawing/2016/5/14/chartex" xmlns:mc="http://schemas.openxmlformats.org/markup-compatibility/2006" xmlns:aink="http://schemas.microsoft.com/office/drawing/2016/ink" xmlns:am3d="http://schemas.microsoft.com/office/drawing/2017/model3d" xmlns:o="urn:schemas-microsoft-com:office:office" xmlns:oel="http://schemas.microsoft.com/office/2019/extlst" xmlns:r="http://schemas.openxmlformats.org/officeDocument/2006/relationships" xmlns:m="http://schemas.openxmlformats.org/officeDocument/2006/math" xmlns:v="urn:schemas-microsoft-com:vml" xmlns:wp14="http://schemas.microsoft.com/office/word/2010/wordprocessingDrawing" xmlns:wp="http://schemas.openxmlformats.org/drawingml/2006/wordprocessingDrawing" xmlns:w10="urn:schemas-microsoft-com:office:word" xmlns:w="http://schemas.openxmlformats.org/wordprocessingml/2006/main" xmlns:w14="http://schemas.microsoft.com/office/word/2010/wordml" xmlns:w15="http://schemas.microsoft.com/office/word/2012/wordml" xmlns:w16cex="http://schemas.microsoft.com/office/word/2018/wordml/cex" xmlns:w16cid="http://schemas.microsoft.com/office/word/2016/wordml/cid" xmlns:w16="http://schemas.microsoft.com/office/word/2018/wordml" xmlns:w16du="http://schemas.microsoft.com/office/word/2023/wordml/word16du" xmlns:w16sdtdh="http://schemas.microsoft.com/office/word/2020/wordml/sdtdatahash" xmlns:w16sdtfl="http://schemas.microsoft.com/office/word/2024/wordml/sdtformatlock" xmlns:w16se="http://schemas.microsoft.com/office/word/2015/wordml/symex" xmlns:wpg="http://schemas.microsoft.com/office/word/2010/wordprocessingGroup" xmlns:wpi="http://schemas.microsoft.com/office/word/2010/wordprocessingInk" xmlns:wne="http://schemas.microsoft.com/office/word/2006/wordml" xmlns:wps="http://schemas.microsoft.com/office/word/2010/wordprocessingShape" mc:Ignorable="w14 w15 w16se w16cid w16 w16cex w16sdtdh w16sdtfl w16du wp14">
   <w:body>
     <w:p>
       <w:pPr>
         <w:rPr>
-          <w:rFonts w:ascii="Times New Roman" w:cs="Times New Roman" w:eastAsia="Times New Roman" w:hAnsi="Times New Roman"/>
-          <w:b w:val="1"/>
-          <w:bCs w:val="1"/>
-          <w:sz w:val="24"/>
-          <w:szCs w:val="24"/>
-        </w:rPr>
-      </w:pPr>
-      <w:r>
-        <w:rPr>
-          <w:rFonts w:ascii="Times New Roman" w:cs="Times New Roman" w:eastAsia="Times New Roman" w:hAnsi="Times New Roman"/>
-          <w:b w:val="1"/>
-          <w:bCs w:val="1"/>
-          <w:sz w:val="24"/>
-          <w:szCs w:val="24"/>
-          <w:rtl w:val="0"/>
-        </w:rPr>
-        <w:t xml:space="preserve">Syfte</w:t>
-      </w:r>
-    </w:p>
-    <w:p>
-      <w:pPr>
-        <w:rPr>
-          <w:rFonts w:ascii="Times New Roman" w:cs="Times New Roman" w:eastAsia="Times New Roman" w:hAnsi="Times New Roman"/>
-          <w:sz w:val="24"/>
-          <w:szCs w:val="24"/>
-        </w:rPr>
-      </w:pPr>
-      <w:r>
-        <w:rPr>
-          <w:rFonts w:ascii="Times New Roman" w:cs="Times New Roman" w:eastAsia="Times New Roman" w:hAnsi="Times New Roman"/>
-          <w:sz w:val="24"/>
-          <w:szCs w:val="24"/>
-          <w:rtl w:val="0"/>
-        </w:rPr>
-        <w:t xml:space="preserve">E-handel har data som kan via forskning av säljande och mönster hos kunder ge grund till insikter i omsättning och kundernas handel. När detta undersöks, även över tid, kan företaget rikta sina beslut mot större vinster eller undvikande av förluster, som kanske framstår i vissa regioner, kundgrupper eller tidsperioder.</w:t>
-      </w:r>
-    </w:p>
-    <w:p>
-      <w:pPr>
-        <w:rPr>
-          <w:rFonts w:ascii="Times New Roman" w:cs="Times New Roman" w:eastAsia="Times New Roman" w:hAnsi="Times New Roman"/>
-          <w:sz w:val="24"/>
-          <w:szCs w:val="24"/>
-        </w:rPr>
-      </w:pPr>
-      <w:r>
-        <w:rPr>
-          <w:rtl w:val="0"/>
-        </w:rPr>
-      </w:r>
-    </w:p>
-    <w:p>
-      <w:pPr>
-        <w:rPr>
-          <w:rFonts w:ascii="Times New Roman" w:cs="Times New Roman" w:eastAsia="Times New Roman" w:hAnsi="Times New Roman"/>
-          <w:b w:val="1"/>
-          <w:bCs w:val="1"/>
-          <w:sz w:val="24"/>
-          <w:szCs w:val="24"/>
-        </w:rPr>
-      </w:pPr>
-      <w:r>
-        <w:rPr>
-          <w:rFonts w:ascii="Times New Roman" w:cs="Times New Roman" w:eastAsia="Times New Roman" w:hAnsi="Times New Roman"/>
-          <w:b w:val="1"/>
-          <w:bCs w:val="1"/>
-          <w:sz w:val="24"/>
-          <w:szCs w:val="24"/>
-          <w:rtl w:val="0"/>
-        </w:rPr>
-        <w:t xml:space="preserve">Frågeställningar</w:t>
+          <w:rFonts w:ascii="Times New Roman" w:eastAsia="Times New Roman" w:hAnsi="Times New Roman" w:cs="Times New Roman"/>
+          <w:b/>
+          <w:bCs/>
+          <w:sz w:val="24"/>
+          <w:szCs w:val="24"/>
+        </w:rPr>
+      </w:pPr>
+      <w:r>
+        <w:rPr>
+          <w:rFonts w:ascii="Times New Roman" w:eastAsia="Times New Roman" w:hAnsi="Times New Roman" w:cs="Times New Roman"/>
+          <w:b/>
+          <w:bCs/>
+          <w:sz w:val="24"/>
+          <w:szCs w:val="24"/>
+        </w:rPr>
+        <w:t>Syfte</w:t>
+      </w:r>
+    </w:p>
+    <w:p>
+      <w:pPr>
+        <w:rPr>
+          <w:rFonts w:ascii="Times New Roman" w:eastAsia="Times New Roman" w:hAnsi="Times New Roman" w:cs="Times New Roman"/>
+          <w:sz w:val="24"/>
+          <w:szCs w:val="24"/>
+        </w:rPr>
+      </w:pPr>
+      <w:r>
+        <w:rPr>
+          <w:rFonts w:ascii="Times New Roman" w:eastAsia="Times New Roman" w:hAnsi="Times New Roman" w:cs="Times New Roman"/>
+          <w:sz w:val="24"/>
+          <w:szCs w:val="24"/>
+        </w:rPr>
+        <w:t>E-handel har data som kan via forskning av säljande och mönster hos kunder ge grund till insikter i omsättning och kundernas handel. När detta undersöks, även över tid, kan företaget rikta sina beslut mot större vinster eller undvikande av förluster, som kanske framstår i vissa regioner, kundgrupper eller tidsperioder.</w:t>
+      </w:r>
+    </w:p>
+    <w:p>
+      <w:pPr>
+        <w:rPr>
+          <w:rFonts w:ascii="Times New Roman" w:eastAsia="Times New Roman" w:hAnsi="Times New Roman" w:cs="Times New Roman"/>
+          <w:sz w:val="24"/>
+          <w:szCs w:val="24"/>
+        </w:rPr>
+      </w:pPr>
+    </w:p>
+    <w:p>
+      <w:pPr>
+        <w:rPr>
+          <w:rFonts w:ascii="Times New Roman" w:eastAsia="Times New Roman" w:hAnsi="Times New Roman" w:cs="Times New Roman"/>
+          <w:b/>
+          <w:bCs/>
+          <w:sz w:val="24"/>
+          <w:szCs w:val="24"/>
+        </w:rPr>
+      </w:pPr>
+      <w:r>
+        <w:rPr>
+          <w:rFonts w:ascii="Times New Roman" w:eastAsia="Times New Roman" w:hAnsi="Times New Roman" w:cs="Times New Roman"/>
+          <w:b/>
+          <w:bCs/>
+          <w:sz w:val="24"/>
+          <w:szCs w:val="24"/>
+        </w:rPr>
+        <w:t>Frågeställningar</w:t>
       </w:r>
     </w:p>
     <w:p>
@@ -84,30 +76,19 @@
           <w:ilvl w:val="0"/>
           <w:numId w:val="1"/>
         </w:numPr>
-        <w:ind w:left="720" w:hanging="360"/>
-        <w:rPr>
-          <w:rFonts w:ascii="Times New Roman" w:cs="Times New Roman" w:eastAsia="Times New Roman" w:hAnsi="Times New Roman"/>
-          <w:sz w:val="24"/>
-          <w:szCs w:val="24"/>
-        </w:rPr>
-      </w:pPr>
-      <w:r>
-        <w:rPr>
-          <w:rFonts w:ascii="Times New Roman" w:cs="Times New Roman" w:eastAsia="Times New Roman" w:hAnsi="Times New Roman"/>
-          <w:sz w:val="24"/>
-          <w:szCs w:val="24"/>
-          <w:rtl w:val="0"/>
-        </w:rPr>
-        <w:t xml:space="preserve">1.</w:t>
-      </w:r>
-      <w:r>
-        <w:rPr>
-          <w:rFonts w:ascii="Times New Roman" w:cs="Times New Roman" w:eastAsia="Times New Roman" w:hAnsi="Times New Roman"/>
-          <w:sz w:val="24"/>
-          <w:szCs w:val="24"/>
-          <w:rtl w:val="0"/>
-        </w:rPr>
-        <w:t xml:space="preserve"> Vilka produktkategorier verkar driva högst försäljning?</w:t>
+        <w:rPr>
+          <w:rFonts w:ascii="Times New Roman" w:eastAsia="Times New Roman" w:hAnsi="Times New Roman" w:cs="Times New Roman"/>
+          <w:sz w:val="24"/>
+          <w:szCs w:val="24"/>
+        </w:rPr>
+      </w:pPr>
+      <w:r>
+        <w:rPr>
+          <w:rFonts w:ascii="Times New Roman" w:eastAsia="Times New Roman" w:hAnsi="Times New Roman" w:cs="Times New Roman"/>
+          <w:sz w:val="24"/>
+          <w:szCs w:val="24"/>
+        </w:rPr>
+        <w:t>1. Vilka produktkategorier verkar driva högst försäljning?</w:t>
       </w:r>
     </w:p>
     <w:p>
@@ -116,21 +97,19 @@
           <w:ilvl w:val="0"/>
           <w:numId w:val="1"/>
         </w:numPr>
-        <w:ind w:left="720" w:hanging="360"/>
-        <w:rPr>
-          <w:rFonts w:ascii="Times New Roman" w:cs="Times New Roman" w:eastAsia="Times New Roman" w:hAnsi="Times New Roman"/>
-          <w:sz w:val="24"/>
-          <w:szCs w:val="24"/>
-        </w:rPr>
-      </w:pPr>
-      <w:r>
-        <w:rPr>
-          <w:rFonts w:ascii="Times New Roman" w:cs="Times New Roman" w:eastAsia="Times New Roman" w:hAnsi="Times New Roman"/>
-          <w:sz w:val="24"/>
-          <w:szCs w:val="24"/>
-          <w:rtl w:val="0"/>
-        </w:rPr>
-        <w:t xml:space="preserve">2. Hur skiljer sig ordervärde mellan olika kundsegment?</w:t>
+        <w:rPr>
+          <w:rFonts w:ascii="Times New Roman" w:eastAsia="Times New Roman" w:hAnsi="Times New Roman" w:cs="Times New Roman"/>
+          <w:sz w:val="24"/>
+          <w:szCs w:val="24"/>
+        </w:rPr>
+      </w:pPr>
+      <w:r>
+        <w:rPr>
+          <w:rFonts w:ascii="Times New Roman" w:eastAsia="Times New Roman" w:hAnsi="Times New Roman" w:cs="Times New Roman"/>
+          <w:sz w:val="24"/>
+          <w:szCs w:val="24"/>
+        </w:rPr>
+        <w:t>2. Hur skiljer sig ordervärde mellan olika kundsegment?</w:t>
       </w:r>
     </w:p>
     <w:p>
@@ -139,293 +118,667 @@
           <w:ilvl w:val="0"/>
           <w:numId w:val="1"/>
         </w:numPr>
-        <w:ind w:left="720" w:hanging="360"/>
-        <w:rPr>
-          <w:rFonts w:ascii="Times New Roman" w:cs="Times New Roman" w:eastAsia="Times New Roman" w:hAnsi="Times New Roman"/>
-          <w:sz w:val="24"/>
-          <w:szCs w:val="24"/>
-        </w:rPr>
-      </w:pPr>
-      <w:r>
-        <w:rPr>
-          <w:rFonts w:ascii="Times New Roman" w:cs="Times New Roman" w:eastAsia="Times New Roman" w:hAnsi="Times New Roman"/>
-          <w:sz w:val="24"/>
-          <w:szCs w:val="24"/>
-          <w:rtl w:val="0"/>
-        </w:rPr>
-        <w:t xml:space="preserve">3. Hur skiljs försäljning över tid mellan totalen, regionalt och kundtyp?</w:t>
-      </w:r>
-    </w:p>
-    <w:p>
-      <w:pPr>
-        <w:rPr>
-          <w:rFonts w:ascii="Times New Roman" w:cs="Times New Roman" w:eastAsia="Times New Roman" w:hAnsi="Times New Roman"/>
-        </w:rPr>
-      </w:pPr>
-      <w:r>
-        <w:rPr>
-          <w:rtl w:val="0"/>
-        </w:rPr>
-      </w:r>
-    </w:p>
-    <w:p>
-      <w:pPr>
-        <w:rPr>
-          <w:rFonts w:ascii="Times New Roman" w:cs="Times New Roman" w:eastAsia="Times New Roman" w:hAnsi="Times New Roman"/>
-        </w:rPr>
-      </w:pPr>
-      <w:r>
-        <w:rPr>
-          <w:rFonts w:ascii="Times New Roman" w:cs="Times New Roman" w:eastAsia="Times New Roman" w:hAnsi="Times New Roman"/>
-          <w:rtl w:val="0"/>
-        </w:rPr>
-        <w:t xml:space="preserve">Viktiga variabler för dessa frågeställningar inkluderar:</w:t>
-      </w:r>
-    </w:p>
-    <w:p>
-      <w:pPr>
-        <w:rPr>
-          <w:rFonts w:ascii="Times New Roman" w:cs="Times New Roman" w:eastAsia="Times New Roman" w:hAnsi="Times New Roman"/>
-          <w:sz w:val="24"/>
-          <w:szCs w:val="24"/>
-        </w:rPr>
-      </w:pPr>
-      <w:r>
-        <w:rPr>
-          <w:rFonts w:ascii="Times New Roman" w:cs="Times New Roman" w:eastAsia="Times New Roman" w:hAnsi="Times New Roman"/>
-          <w:sz w:val="24"/>
-          <w:szCs w:val="24"/>
-          <w:rtl w:val="0"/>
-        </w:rPr>
-        <w:t xml:space="preserve">orderdatum, customer_type och segment, produktkategori, quantity, unit_price, discount</w:t>
-      </w:r>
-    </w:p>
-    <w:p>
-      <w:pPr>
-        <w:rPr>
-          <w:rFonts w:ascii="Times New Roman" w:cs="Times New Roman" w:eastAsia="Times New Roman" w:hAnsi="Times New Roman"/>
-          <w:sz w:val="24"/>
-          <w:szCs w:val="24"/>
-        </w:rPr>
-      </w:pPr>
-      <w:r>
-        <w:rPr>
-          <w:rtl w:val="0"/>
-        </w:rPr>
-      </w:r>
-    </w:p>
-    <w:p>
-      <w:pPr>
-        <w:rPr>
-          <w:rFonts w:ascii="Times New Roman" w:cs="Times New Roman" w:eastAsia="Times New Roman" w:hAnsi="Times New Roman"/>
-          <w:b w:val="1"/>
-          <w:bCs w:val="1"/>
-          <w:sz w:val="24"/>
-          <w:szCs w:val="24"/>
-        </w:rPr>
-      </w:pPr>
-      <w:r>
-        <w:rPr>
-          <w:rFonts w:ascii="Times New Roman" w:cs="Times New Roman" w:eastAsia="Times New Roman" w:hAnsi="Times New Roman"/>
-          <w:b w:val="1"/>
-          <w:bCs w:val="1"/>
-          <w:sz w:val="24"/>
-          <w:szCs w:val="24"/>
-          <w:rtl w:val="0"/>
-        </w:rPr>
-        <w:t xml:space="preserve">Metod</w:t>
-      </w:r>
-    </w:p>
-    <w:p>
-      <w:pPr>
-        <w:rPr>
-          <w:rFonts w:ascii="Times New Roman" w:cs="Times New Roman" w:eastAsia="Times New Roman" w:hAnsi="Times New Roman"/>
-          <w:sz w:val="24"/>
-          <w:szCs w:val="24"/>
-        </w:rPr>
-      </w:pPr>
-      <w:r>
-        <w:rPr>
-          <w:rFonts w:ascii="Times New Roman" w:cs="Times New Roman" w:eastAsia="Times New Roman" w:hAnsi="Times New Roman"/>
-          <w:sz w:val="24"/>
-          <w:szCs w:val="24"/>
-          <w:rtl w:val="0"/>
-        </w:rPr>
-        <w:t xml:space="preserve">Läser in csv filen med tidyverse, sen kollar dataset storlek, unika värden, sen städa och sätt rätt datatyper (datum, heltal och booleans), och fyll i blanka värden med noll (rabatt). Median skulle kunna sättas in för betalmetod, kampanjkälla och fraktdagar men undgås då analysen inte berör dem, sedan skapas kolumnerna rabatterat pris och rabbaterat ordervärde.</w:t>
-      </w:r>
-    </w:p>
-    <w:p>
-      <w:pPr>
-        <w:rPr>
-          <w:rFonts w:ascii="Times New Roman" w:cs="Times New Roman" w:eastAsia="Times New Roman" w:hAnsi="Times New Roman"/>
-          <w:sz w:val="24"/>
-          <w:szCs w:val="24"/>
-        </w:rPr>
-      </w:pPr>
-      <w:r>
-        <w:rPr>
-          <w:rtl w:val="0"/>
-        </w:rPr>
-      </w:r>
-    </w:p>
-    <w:p>
-      <w:pPr>
-        <w:rPr>
-          <w:rFonts w:ascii="Times New Roman" w:cs="Times New Roman" w:eastAsia="Times New Roman" w:hAnsi="Times New Roman"/>
-          <w:sz w:val="24"/>
-          <w:szCs w:val="24"/>
-        </w:rPr>
-      </w:pPr>
-      <w:r>
-        <w:rPr>
-          <w:rFonts w:ascii="Times New Roman" w:cs="Times New Roman" w:eastAsia="Times New Roman" w:hAnsi="Times New Roman"/>
-          <w:sz w:val="24"/>
-          <w:szCs w:val="24"/>
-          <w:rtl w:val="0"/>
-        </w:rPr>
-        <w:t xml:space="preserve">Vid sammanfattande tabeller används pipe operator för att kedja steg såsom group by, summarise (i vilken variabler såsom medelvärde eller count via n() kan skapas och räknas ihop kolumnvis). Sen går det att spara tabellerna, göra pipe och använda ggplot med aes() och geom_line() med flera, och labs() för att sätta titlar. De sistnämnda stegen kedjas med ett plustecken. Med denna metod tog vi fram boxplot och linjegrafer för att komplettera tabellerna, såsom försäljning grupperat efter produktkategori..</w:t>
-      </w:r>
-    </w:p>
-    <w:p>
-      <w:pPr>
-        <w:rPr>
-          <w:rFonts w:ascii="Times New Roman" w:cs="Times New Roman" w:eastAsia="Times New Roman" w:hAnsi="Times New Roman"/>
-          <w:sz w:val="24"/>
-          <w:szCs w:val="24"/>
-        </w:rPr>
-      </w:pPr>
-      <w:r>
-        <w:rPr>
-          <w:rtl w:val="0"/>
-        </w:rPr>
-      </w:r>
-    </w:p>
-    <w:p>
-      <w:pPr>
-        <w:rPr>
-          <w:rFonts w:ascii="Times New Roman" w:cs="Times New Roman" w:eastAsia="Times New Roman" w:hAnsi="Times New Roman"/>
-          <w:sz w:val="24"/>
-          <w:szCs w:val="24"/>
-        </w:rPr>
-      </w:pPr>
-      <w:r>
-        <w:rPr>
-          <w:rtl w:val="0"/>
-        </w:rPr>
-      </w:r>
-    </w:p>
-    <w:p>
-      <w:pPr>
-        <w:rPr>
-          <w:rFonts w:ascii="Times New Roman" w:cs="Times New Roman" w:eastAsia="Times New Roman" w:hAnsi="Times New Roman"/>
-          <w:b w:val="1"/>
-          <w:bCs w:val="1"/>
-          <w:sz w:val="24"/>
-          <w:szCs w:val="24"/>
-        </w:rPr>
-      </w:pPr>
-      <w:r>
-        <w:rPr>
-          <w:rFonts w:ascii="Times New Roman" w:cs="Times New Roman" w:eastAsia="Times New Roman" w:hAnsi="Times New Roman"/>
-          <w:b w:val="1"/>
-          <w:bCs w:val="1"/>
-          <w:sz w:val="24"/>
-          <w:szCs w:val="24"/>
-          <w:rtl w:val="0"/>
-        </w:rPr>
-        <w:t xml:space="preserve">Resultat</w:t>
-      </w:r>
-    </w:p>
-    <w:p>
-      <w:pPr>
-        <w:rPr>
-          <w:rFonts w:ascii="Times New Roman" w:cs="Times New Roman" w:eastAsia="Times New Roman" w:hAnsi="Times New Roman"/>
-          <w:sz w:val="24"/>
-          <w:szCs w:val="24"/>
-        </w:rPr>
-      </w:pPr>
-      <w:r>
-        <w:rPr>
-          <w:rtl w:val="0"/>
-        </w:rPr>
-      </w:r>
-    </w:p>
-    <w:p>
-      <w:pPr>
-        <w:rPr>
-          <w:rFonts w:ascii="Times New Roman" w:cs="Times New Roman" w:eastAsia="Times New Roman" w:hAnsi="Times New Roman"/>
-          <w:sz w:val="24"/>
-          <w:szCs w:val="24"/>
-        </w:rPr>
-      </w:pPr>
-      <w:r>
-        <w:rPr>
-          <w:rtl w:val="0"/>
-        </w:rPr>
-      </w:r>
-    </w:p>
-    <w:p>
-      <w:pPr>
-        <w:rPr>
-          <w:rFonts w:ascii="Times New Roman" w:cs="Times New Roman" w:eastAsia="Times New Roman" w:hAnsi="Times New Roman"/>
-          <w:b w:val="1"/>
-          <w:bCs w:val="1"/>
-          <w:sz w:val="24"/>
-          <w:szCs w:val="24"/>
-        </w:rPr>
-      </w:pPr>
-      <w:r>
-        <w:rPr>
-          <w:rFonts w:ascii="Times New Roman" w:cs="Times New Roman" w:eastAsia="Times New Roman" w:hAnsi="Times New Roman"/>
-          <w:b w:val="1"/>
-          <w:bCs w:val="1"/>
-          <w:sz w:val="24"/>
-          <w:szCs w:val="24"/>
-          <w:rtl w:val="0"/>
-        </w:rPr>
-        <w:t xml:space="preserve">Slutsatser &amp; Begränsningar</w:t>
-      </w:r>
-    </w:p>
-    <w:p>
-      <w:pPr>
-        <w:rPr>
-          <w:rFonts w:ascii="Times New Roman" w:cs="Times New Roman" w:eastAsia="Times New Roman" w:hAnsi="Times New Roman"/>
-          <w:sz w:val="24"/>
-          <w:szCs w:val="24"/>
-        </w:rPr>
-      </w:pPr>
-      <w:r>
-        <w:rPr>
-          <w:rtl w:val="0"/>
-        </w:rPr>
-      </w:r>
-    </w:p>
-    <w:p>
-      <w:pPr>
-        <w:rPr>
-          <w:rFonts w:ascii="Times New Roman" w:cs="Times New Roman" w:eastAsia="Times New Roman" w:hAnsi="Times New Roman"/>
-          <w:sz w:val="24"/>
-          <w:szCs w:val="24"/>
-        </w:rPr>
-      </w:pPr>
-      <w:r>
-        <w:rPr>
-          <w:rtl w:val="0"/>
-        </w:rPr>
-      </w:r>
+        <w:rPr>
+          <w:rFonts w:ascii="Times New Roman" w:eastAsia="Times New Roman" w:hAnsi="Times New Roman" w:cs="Times New Roman"/>
+          <w:sz w:val="24"/>
+          <w:szCs w:val="24"/>
+        </w:rPr>
+      </w:pPr>
+      <w:r>
+        <w:rPr>
+          <w:rFonts w:ascii="Times New Roman" w:eastAsia="Times New Roman" w:hAnsi="Times New Roman" w:cs="Times New Roman"/>
+          <w:sz w:val="24"/>
+          <w:szCs w:val="24"/>
+        </w:rPr>
+        <w:t xml:space="preserve">3. Hur skiljs försäljning över tid mellan totalen, regionalt och </w:t>
+      </w:r>
+      <w:proofErr w:type="spellStart"/>
+      <w:r>
+        <w:rPr>
+          <w:rFonts w:ascii="Times New Roman" w:eastAsia="Times New Roman" w:hAnsi="Times New Roman" w:cs="Times New Roman"/>
+          <w:sz w:val="24"/>
+          <w:szCs w:val="24"/>
+        </w:rPr>
+        <w:t>kundtyp</w:t>
+      </w:r>
+      <w:proofErr w:type="spellEnd"/>
+      <w:r>
+        <w:rPr>
+          <w:rFonts w:ascii="Times New Roman" w:eastAsia="Times New Roman" w:hAnsi="Times New Roman" w:cs="Times New Roman"/>
+          <w:sz w:val="24"/>
+          <w:szCs w:val="24"/>
+        </w:rPr>
+        <w:t>?</w:t>
+      </w:r>
+    </w:p>
+    <w:p>
+      <w:pPr>
+        <w:rPr>
+          <w:rFonts w:ascii="Times New Roman" w:eastAsia="Times New Roman" w:hAnsi="Times New Roman" w:cs="Times New Roman"/>
+        </w:rPr>
+      </w:pPr>
+    </w:p>
+    <w:p>
+      <w:pPr>
+        <w:rPr>
+          <w:rFonts w:ascii="Times New Roman" w:eastAsia="Times New Roman" w:hAnsi="Times New Roman" w:cs="Times New Roman"/>
+        </w:rPr>
+      </w:pPr>
+      <w:r>
+        <w:rPr>
+          <w:rFonts w:ascii="Times New Roman" w:eastAsia="Times New Roman" w:hAnsi="Times New Roman" w:cs="Times New Roman"/>
+        </w:rPr>
+        <w:t>Viktiga variabler för dessa frågeställningar inkluderar:</w:t>
+      </w:r>
+    </w:p>
+    <w:p>
+      <w:pPr>
+        <w:rPr>
+          <w:rFonts w:ascii="Times New Roman" w:eastAsia="Times New Roman" w:hAnsi="Times New Roman" w:cs="Times New Roman"/>
+          <w:sz w:val="24"/>
+          <w:szCs w:val="24"/>
+          <w:lang w:val="en-US"/>
+        </w:rPr>
+      </w:pPr>
+      <w:proofErr w:type="spellStart"/>
+      <w:r>
+        <w:rPr>
+          <w:rFonts w:ascii="Times New Roman" w:eastAsia="Times New Roman" w:hAnsi="Times New Roman" w:cs="Times New Roman"/>
+          <w:sz w:val="24"/>
+          <w:szCs w:val="24"/>
+          <w:lang w:val="en-US"/>
+        </w:rPr>
+        <w:t>orderdatum</w:t>
+      </w:r>
+      <w:proofErr w:type="spellEnd"/>
+      <w:r>
+        <w:rPr>
+          <w:rFonts w:ascii="Times New Roman" w:eastAsia="Times New Roman" w:hAnsi="Times New Roman" w:cs="Times New Roman"/>
+          <w:sz w:val="24"/>
+          <w:szCs w:val="24"/>
+          <w:lang w:val="en-US"/>
+        </w:rPr>
+        <w:t xml:space="preserve">, </w:t>
+      </w:r>
+      <w:proofErr w:type="spellStart"/>
+      <w:r>
+        <w:rPr>
+          <w:rFonts w:ascii="Times New Roman" w:eastAsia="Times New Roman" w:hAnsi="Times New Roman" w:cs="Times New Roman"/>
+          <w:sz w:val="24"/>
+          <w:szCs w:val="24"/>
+          <w:lang w:val="en-US"/>
+        </w:rPr>
+        <w:t>customer_type</w:t>
+      </w:r>
+      <w:proofErr w:type="spellEnd"/>
+      <w:r>
+        <w:rPr>
+          <w:rFonts w:ascii="Times New Roman" w:eastAsia="Times New Roman" w:hAnsi="Times New Roman" w:cs="Times New Roman"/>
+          <w:sz w:val="24"/>
+          <w:szCs w:val="24"/>
+          <w:lang w:val="en-US"/>
+        </w:rPr>
+        <w:t xml:space="preserve"> och segment, </w:t>
+      </w:r>
+      <w:proofErr w:type="spellStart"/>
+      <w:r>
+        <w:rPr>
+          <w:rFonts w:ascii="Times New Roman" w:eastAsia="Times New Roman" w:hAnsi="Times New Roman" w:cs="Times New Roman"/>
+          <w:sz w:val="24"/>
+          <w:szCs w:val="24"/>
+          <w:lang w:val="en-US"/>
+        </w:rPr>
+        <w:t>produktkategori</w:t>
+      </w:r>
+      <w:proofErr w:type="spellEnd"/>
+      <w:r>
+        <w:rPr>
+          <w:rFonts w:ascii="Times New Roman" w:eastAsia="Times New Roman" w:hAnsi="Times New Roman" w:cs="Times New Roman"/>
+          <w:sz w:val="24"/>
+          <w:szCs w:val="24"/>
+          <w:lang w:val="en-US"/>
+        </w:rPr>
+        <w:t xml:space="preserve">, quantity, </w:t>
+      </w:r>
+      <w:proofErr w:type="spellStart"/>
+      <w:r>
+        <w:rPr>
+          <w:rFonts w:ascii="Times New Roman" w:eastAsia="Times New Roman" w:hAnsi="Times New Roman" w:cs="Times New Roman"/>
+          <w:sz w:val="24"/>
+          <w:szCs w:val="24"/>
+          <w:lang w:val="en-US"/>
+        </w:rPr>
+        <w:t>unit_price</w:t>
+      </w:r>
+      <w:proofErr w:type="spellEnd"/>
+      <w:r>
+        <w:rPr>
+          <w:rFonts w:ascii="Times New Roman" w:eastAsia="Times New Roman" w:hAnsi="Times New Roman" w:cs="Times New Roman"/>
+          <w:sz w:val="24"/>
+          <w:szCs w:val="24"/>
+          <w:lang w:val="en-US"/>
+        </w:rPr>
+        <w:t>, discount</w:t>
+      </w:r>
+    </w:p>
+    <w:p>
+      <w:pPr>
+        <w:rPr>
+          <w:rFonts w:ascii="Times New Roman" w:eastAsia="Times New Roman" w:hAnsi="Times New Roman" w:cs="Times New Roman"/>
+          <w:sz w:val="24"/>
+          <w:szCs w:val="24"/>
+          <w:lang w:val="en-US"/>
+        </w:rPr>
+      </w:pPr>
+    </w:p>
+    <w:p>
+      <w:pPr>
+        <w:rPr>
+          <w:rFonts w:ascii="Times New Roman" w:eastAsia="Times New Roman" w:hAnsi="Times New Roman" w:cs="Times New Roman"/>
+          <w:b/>
+          <w:bCs/>
+          <w:sz w:val="24"/>
+          <w:szCs w:val="24"/>
+        </w:rPr>
+      </w:pPr>
+      <w:r>
+        <w:rPr>
+          <w:rFonts w:ascii="Times New Roman" w:eastAsia="Times New Roman" w:hAnsi="Times New Roman" w:cs="Times New Roman"/>
+          <w:b/>
+          <w:bCs/>
+          <w:sz w:val="24"/>
+          <w:szCs w:val="24"/>
+        </w:rPr>
+        <w:t>Metod</w:t>
+      </w:r>
+    </w:p>
+    <w:p>
+      <w:pPr>
+        <w:rPr>
+          <w:rFonts w:ascii="Times New Roman" w:eastAsia="Times New Roman" w:hAnsi="Times New Roman" w:cs="Times New Roman"/>
+          <w:sz w:val="24"/>
+          <w:szCs w:val="24"/>
+        </w:rPr>
+      </w:pPr>
+      <w:r>
+        <w:rPr>
+          <w:rFonts w:ascii="Times New Roman" w:eastAsia="Times New Roman" w:hAnsi="Times New Roman" w:cs="Times New Roman"/>
+          <w:sz w:val="24"/>
+          <w:szCs w:val="24"/>
+        </w:rPr>
+        <w:t xml:space="preserve">Läser in </w:t>
+      </w:r>
+      <w:proofErr w:type="spellStart"/>
+      <w:r>
+        <w:rPr>
+          <w:rFonts w:ascii="Times New Roman" w:eastAsia="Times New Roman" w:hAnsi="Times New Roman" w:cs="Times New Roman"/>
+          <w:sz w:val="24"/>
+          <w:szCs w:val="24"/>
+        </w:rPr>
+        <w:t>csv</w:t>
+      </w:r>
+      <w:proofErr w:type="spellEnd"/>
+      <w:r>
+        <w:rPr>
+          <w:rFonts w:ascii="Times New Roman" w:eastAsia="Times New Roman" w:hAnsi="Times New Roman" w:cs="Times New Roman"/>
+          <w:sz w:val="24"/>
+          <w:szCs w:val="24"/>
+        </w:rPr>
+        <w:t xml:space="preserve"> filen med </w:t>
+      </w:r>
+      <w:proofErr w:type="spellStart"/>
+      <w:r>
+        <w:rPr>
+          <w:rFonts w:ascii="Times New Roman" w:eastAsia="Times New Roman" w:hAnsi="Times New Roman" w:cs="Times New Roman"/>
+          <w:sz w:val="24"/>
+          <w:szCs w:val="24"/>
+        </w:rPr>
+        <w:t>tidyverse</w:t>
+      </w:r>
+      <w:proofErr w:type="spellEnd"/>
+      <w:r>
+        <w:rPr>
+          <w:rFonts w:ascii="Times New Roman" w:eastAsia="Times New Roman" w:hAnsi="Times New Roman" w:cs="Times New Roman"/>
+          <w:sz w:val="24"/>
+          <w:szCs w:val="24"/>
+        </w:rPr>
+        <w:t xml:space="preserve">, sen kollar </w:t>
+      </w:r>
+      <w:proofErr w:type="spellStart"/>
+      <w:r>
+        <w:rPr>
+          <w:rFonts w:ascii="Times New Roman" w:eastAsia="Times New Roman" w:hAnsi="Times New Roman" w:cs="Times New Roman"/>
+          <w:sz w:val="24"/>
+          <w:szCs w:val="24"/>
+        </w:rPr>
+        <w:t>dataset</w:t>
+      </w:r>
+      <w:proofErr w:type="spellEnd"/>
+      <w:r>
+        <w:rPr>
+          <w:rFonts w:ascii="Times New Roman" w:eastAsia="Times New Roman" w:hAnsi="Times New Roman" w:cs="Times New Roman"/>
+          <w:sz w:val="24"/>
+          <w:szCs w:val="24"/>
+        </w:rPr>
+        <w:t xml:space="preserve"> storlek, unika värden, sen städa och sätt rätt datatyper (datum, heltal och </w:t>
+      </w:r>
+      <w:proofErr w:type="spellStart"/>
+      <w:r>
+        <w:rPr>
+          <w:rFonts w:ascii="Times New Roman" w:eastAsia="Times New Roman" w:hAnsi="Times New Roman" w:cs="Times New Roman"/>
+          <w:sz w:val="24"/>
+          <w:szCs w:val="24"/>
+        </w:rPr>
+        <w:t>booleans</w:t>
+      </w:r>
+      <w:proofErr w:type="spellEnd"/>
+      <w:r>
+        <w:rPr>
+          <w:rFonts w:ascii="Times New Roman" w:eastAsia="Times New Roman" w:hAnsi="Times New Roman" w:cs="Times New Roman"/>
+          <w:sz w:val="24"/>
+          <w:szCs w:val="24"/>
+        </w:rPr>
+        <w:t xml:space="preserve">), och fyll i blanka värden med noll (rabatt). Median skulle kunna sättas in för betalmetod, kampanjkälla och </w:t>
+      </w:r>
+      <w:proofErr w:type="spellStart"/>
+      <w:r>
+        <w:rPr>
+          <w:rFonts w:ascii="Times New Roman" w:eastAsia="Times New Roman" w:hAnsi="Times New Roman" w:cs="Times New Roman"/>
+          <w:sz w:val="24"/>
+          <w:szCs w:val="24"/>
+        </w:rPr>
+        <w:t>fraktdagar</w:t>
+      </w:r>
+      <w:proofErr w:type="spellEnd"/>
+      <w:r>
+        <w:rPr>
+          <w:rFonts w:ascii="Times New Roman" w:eastAsia="Times New Roman" w:hAnsi="Times New Roman" w:cs="Times New Roman"/>
+          <w:sz w:val="24"/>
+          <w:szCs w:val="24"/>
+        </w:rPr>
+        <w:t xml:space="preserve"> men undgås då analysen inte berör dem, sedan skapas kolumnerna rabatterat pris och </w:t>
+      </w:r>
+      <w:proofErr w:type="spellStart"/>
+      <w:r>
+        <w:rPr>
+          <w:rFonts w:ascii="Times New Roman" w:eastAsia="Times New Roman" w:hAnsi="Times New Roman" w:cs="Times New Roman"/>
+          <w:sz w:val="24"/>
+          <w:szCs w:val="24"/>
+        </w:rPr>
+        <w:t>rabbaterat</w:t>
+      </w:r>
+      <w:proofErr w:type="spellEnd"/>
+      <w:r>
+        <w:rPr>
+          <w:rFonts w:ascii="Times New Roman" w:eastAsia="Times New Roman" w:hAnsi="Times New Roman" w:cs="Times New Roman"/>
+          <w:sz w:val="24"/>
+          <w:szCs w:val="24"/>
+        </w:rPr>
+        <w:t xml:space="preserve"> ordervärde.</w:t>
+      </w:r>
+    </w:p>
+    <w:p>
+      <w:pPr>
+        <w:rPr>
+          <w:rFonts w:ascii="Times New Roman" w:eastAsia="Times New Roman" w:hAnsi="Times New Roman" w:cs="Times New Roman"/>
+          <w:sz w:val="24"/>
+          <w:szCs w:val="24"/>
+        </w:rPr>
+      </w:pPr>
+    </w:p>
+    <w:p>
+      <w:pPr>
+        <w:rPr>
+          <w:rFonts w:ascii="Times New Roman" w:eastAsia="Times New Roman" w:hAnsi="Times New Roman" w:cs="Times New Roman"/>
+          <w:sz w:val="24"/>
+          <w:szCs w:val="24"/>
+        </w:rPr>
+      </w:pPr>
+      <w:r>
+        <w:rPr>
+          <w:rFonts w:ascii="Times New Roman" w:eastAsia="Times New Roman" w:hAnsi="Times New Roman" w:cs="Times New Roman"/>
+          <w:sz w:val="24"/>
+          <w:szCs w:val="24"/>
+        </w:rPr>
+        <w:t xml:space="preserve">Vid sammanfattande tabeller används </w:t>
+      </w:r>
+      <w:proofErr w:type="spellStart"/>
+      <w:r>
+        <w:rPr>
+          <w:rFonts w:ascii="Times New Roman" w:eastAsia="Times New Roman" w:hAnsi="Times New Roman" w:cs="Times New Roman"/>
+          <w:sz w:val="24"/>
+          <w:szCs w:val="24"/>
+        </w:rPr>
+        <w:t>pipe</w:t>
+      </w:r>
+      <w:proofErr w:type="spellEnd"/>
+      <w:r>
+        <w:rPr>
+          <w:rFonts w:ascii="Times New Roman" w:eastAsia="Times New Roman" w:hAnsi="Times New Roman" w:cs="Times New Roman"/>
+          <w:sz w:val="24"/>
+          <w:szCs w:val="24"/>
+        </w:rPr>
+        <w:t xml:space="preserve"> operator för att kedja steg såsom </w:t>
+      </w:r>
+      <w:proofErr w:type="spellStart"/>
+      <w:r>
+        <w:rPr>
+          <w:rFonts w:ascii="Times New Roman" w:eastAsia="Times New Roman" w:hAnsi="Times New Roman" w:cs="Times New Roman"/>
+          <w:sz w:val="24"/>
+          <w:szCs w:val="24"/>
+        </w:rPr>
+        <w:t>group</w:t>
+      </w:r>
+      <w:proofErr w:type="spellEnd"/>
+      <w:r>
+        <w:rPr>
+          <w:rFonts w:ascii="Times New Roman" w:eastAsia="Times New Roman" w:hAnsi="Times New Roman" w:cs="Times New Roman"/>
+          <w:sz w:val="24"/>
+          <w:szCs w:val="24"/>
+        </w:rPr>
+        <w:t xml:space="preserve"> by, </w:t>
+      </w:r>
+      <w:proofErr w:type="spellStart"/>
+      <w:r>
+        <w:rPr>
+          <w:rFonts w:ascii="Times New Roman" w:eastAsia="Times New Roman" w:hAnsi="Times New Roman" w:cs="Times New Roman"/>
+          <w:sz w:val="24"/>
+          <w:szCs w:val="24"/>
+        </w:rPr>
+        <w:t>summarise</w:t>
+      </w:r>
+      <w:proofErr w:type="spellEnd"/>
+      <w:r>
+        <w:rPr>
+          <w:rFonts w:ascii="Times New Roman" w:eastAsia="Times New Roman" w:hAnsi="Times New Roman" w:cs="Times New Roman"/>
+          <w:sz w:val="24"/>
+          <w:szCs w:val="24"/>
+        </w:rPr>
+        <w:t xml:space="preserve"> (i vilken variabler såsom medelvärde eller </w:t>
+      </w:r>
+      <w:proofErr w:type="spellStart"/>
+      <w:r>
+        <w:rPr>
+          <w:rFonts w:ascii="Times New Roman" w:eastAsia="Times New Roman" w:hAnsi="Times New Roman" w:cs="Times New Roman"/>
+          <w:sz w:val="24"/>
+          <w:szCs w:val="24"/>
+        </w:rPr>
+        <w:t>count</w:t>
+      </w:r>
+      <w:proofErr w:type="spellEnd"/>
+      <w:r>
+        <w:rPr>
+          <w:rFonts w:ascii="Times New Roman" w:eastAsia="Times New Roman" w:hAnsi="Times New Roman" w:cs="Times New Roman"/>
+          <w:sz w:val="24"/>
+          <w:szCs w:val="24"/>
+        </w:rPr>
+        <w:t xml:space="preserve"> via n() kan skapas och räknas ihop kolumnvis). Sen går det att spara tabellerna, göra </w:t>
+      </w:r>
+      <w:proofErr w:type="spellStart"/>
+      <w:r>
+        <w:rPr>
+          <w:rFonts w:ascii="Times New Roman" w:eastAsia="Times New Roman" w:hAnsi="Times New Roman" w:cs="Times New Roman"/>
+          <w:sz w:val="24"/>
+          <w:szCs w:val="24"/>
+        </w:rPr>
+        <w:t>pipe</w:t>
+      </w:r>
+      <w:proofErr w:type="spellEnd"/>
+      <w:r>
+        <w:rPr>
+          <w:rFonts w:ascii="Times New Roman" w:eastAsia="Times New Roman" w:hAnsi="Times New Roman" w:cs="Times New Roman"/>
+          <w:sz w:val="24"/>
+          <w:szCs w:val="24"/>
+        </w:rPr>
+        <w:t xml:space="preserve"> och använda </w:t>
+      </w:r>
+      <w:proofErr w:type="spellStart"/>
+      <w:r>
+        <w:rPr>
+          <w:rFonts w:ascii="Times New Roman" w:eastAsia="Times New Roman" w:hAnsi="Times New Roman" w:cs="Times New Roman"/>
+          <w:sz w:val="24"/>
+          <w:szCs w:val="24"/>
+        </w:rPr>
+        <w:t>ggplot</w:t>
+      </w:r>
+      <w:proofErr w:type="spellEnd"/>
+      <w:r>
+        <w:rPr>
+          <w:rFonts w:ascii="Times New Roman" w:eastAsia="Times New Roman" w:hAnsi="Times New Roman" w:cs="Times New Roman"/>
+          <w:sz w:val="24"/>
+          <w:szCs w:val="24"/>
+        </w:rPr>
+        <w:t xml:space="preserve"> med </w:t>
+      </w:r>
+      <w:proofErr w:type="spellStart"/>
+      <w:r>
+        <w:rPr>
+          <w:rFonts w:ascii="Times New Roman" w:eastAsia="Times New Roman" w:hAnsi="Times New Roman" w:cs="Times New Roman"/>
+          <w:sz w:val="24"/>
+          <w:szCs w:val="24"/>
+        </w:rPr>
+        <w:t>aes</w:t>
+      </w:r>
+      <w:proofErr w:type="spellEnd"/>
+      <w:r>
+        <w:rPr>
+          <w:rFonts w:ascii="Times New Roman" w:eastAsia="Times New Roman" w:hAnsi="Times New Roman" w:cs="Times New Roman"/>
+          <w:sz w:val="24"/>
+          <w:szCs w:val="24"/>
+        </w:rPr>
+        <w:t xml:space="preserve">() och </w:t>
+      </w:r>
+      <w:proofErr w:type="spellStart"/>
+      <w:r>
+        <w:rPr>
+          <w:rFonts w:ascii="Times New Roman" w:eastAsia="Times New Roman" w:hAnsi="Times New Roman" w:cs="Times New Roman"/>
+          <w:sz w:val="24"/>
+          <w:szCs w:val="24"/>
+        </w:rPr>
+        <w:t>geom_line</w:t>
+      </w:r>
+      <w:proofErr w:type="spellEnd"/>
+      <w:r>
+        <w:rPr>
+          <w:rFonts w:ascii="Times New Roman" w:eastAsia="Times New Roman" w:hAnsi="Times New Roman" w:cs="Times New Roman"/>
+          <w:sz w:val="24"/>
+          <w:szCs w:val="24"/>
+        </w:rPr>
+        <w:t xml:space="preserve">() med flera, och </w:t>
+      </w:r>
+      <w:proofErr w:type="spellStart"/>
+      <w:r>
+        <w:rPr>
+          <w:rFonts w:ascii="Times New Roman" w:eastAsia="Times New Roman" w:hAnsi="Times New Roman" w:cs="Times New Roman"/>
+          <w:sz w:val="24"/>
+          <w:szCs w:val="24"/>
+        </w:rPr>
+        <w:t>labs</w:t>
+      </w:r>
+      <w:proofErr w:type="spellEnd"/>
+      <w:r>
+        <w:rPr>
+          <w:rFonts w:ascii="Times New Roman" w:eastAsia="Times New Roman" w:hAnsi="Times New Roman" w:cs="Times New Roman"/>
+          <w:sz w:val="24"/>
+          <w:szCs w:val="24"/>
+        </w:rPr>
+        <w:t xml:space="preserve">() för att sätta titlar. De sistnämnda stegen kedjas med ett plustecken. Med denna metod tog vi fram </w:t>
+      </w:r>
+      <w:proofErr w:type="spellStart"/>
+      <w:r>
+        <w:rPr>
+          <w:rFonts w:ascii="Times New Roman" w:eastAsia="Times New Roman" w:hAnsi="Times New Roman" w:cs="Times New Roman"/>
+          <w:sz w:val="24"/>
+          <w:szCs w:val="24"/>
+        </w:rPr>
+        <w:t>boxplot</w:t>
+      </w:r>
+      <w:proofErr w:type="spellEnd"/>
+      <w:r>
+        <w:rPr>
+          <w:rFonts w:ascii="Times New Roman" w:eastAsia="Times New Roman" w:hAnsi="Times New Roman" w:cs="Times New Roman"/>
+          <w:sz w:val="24"/>
+          <w:szCs w:val="24"/>
+        </w:rPr>
+        <w:t xml:space="preserve"> och linjegrafer för att komplettera tabellerna, såsom försäljning grupperat efter produktkategori..</w:t>
+      </w:r>
+    </w:p>
+    <w:p>
+      <w:pPr>
+        <w:rPr>
+          <w:rFonts w:ascii="Times New Roman" w:eastAsia="Times New Roman" w:hAnsi="Times New Roman" w:cs="Times New Roman"/>
+          <w:sz w:val="24"/>
+          <w:szCs w:val="24"/>
+        </w:rPr>
+      </w:pPr>
+    </w:p>
+    <w:p>
+      <w:pPr>
+        <w:rPr>
+          <w:rFonts w:ascii="Times New Roman" w:eastAsia="Times New Roman" w:hAnsi="Times New Roman" w:cs="Times New Roman"/>
+          <w:sz w:val="24"/>
+          <w:szCs w:val="24"/>
+        </w:rPr>
+      </w:pPr>
+    </w:p>
+    <w:p>
+      <w:pPr>
+        <w:rPr>
+          <w:rFonts w:ascii="Times New Roman" w:eastAsia="Times New Roman" w:hAnsi="Times New Roman" w:cs="Times New Roman"/>
+          <w:b/>
+          <w:bCs/>
+          <w:sz w:val="24"/>
+          <w:szCs w:val="24"/>
+        </w:rPr>
+      </w:pPr>
+      <w:r>
+        <w:rPr>
+          <w:rFonts w:ascii="Times New Roman" w:eastAsia="Times New Roman" w:hAnsi="Times New Roman" w:cs="Times New Roman"/>
+          <w:b/>
+          <w:bCs/>
+          <w:sz w:val="24"/>
+          <w:szCs w:val="24"/>
+        </w:rPr>
+        <w:t>Resultat</w:t>
+      </w:r>
+    </w:p>
+    <w:p>
+      <w:pPr>
+        <w:rPr>
+          <w:rFonts w:ascii="Times New Roman" w:eastAsia="Times New Roman" w:hAnsi="Times New Roman" w:cs="Times New Roman"/>
+          <w:sz w:val="24"/>
+          <w:szCs w:val="24"/>
+        </w:rPr>
+      </w:pPr>
+    </w:p>
+    <w:p>
+      <w:pPr>
+        <w:rPr>
+          <w:rFonts w:ascii="Times New Roman" w:eastAsia="Times New Roman" w:hAnsi="Times New Roman" w:cs="Times New Roman"/>
+          <w:sz w:val="24"/>
+          <w:szCs w:val="24"/>
+        </w:rPr>
+      </w:pPr>
+    </w:p>
+    <w:p>
+      <w:pPr>
+        <w:rPr>
+          <w:rFonts w:ascii="Times New Roman" w:eastAsia="Times New Roman" w:hAnsi="Times New Roman" w:cs="Times New Roman"/>
+          <w:b/>
+          <w:bCs/>
+          <w:sz w:val="24"/>
+          <w:szCs w:val="24"/>
+        </w:rPr>
+      </w:pPr>
+      <w:r>
+        <w:rPr>
+          <w:rFonts w:ascii="Times New Roman" w:eastAsia="Times New Roman" w:hAnsi="Times New Roman" w:cs="Times New Roman"/>
+          <w:b/>
+          <w:bCs/>
+          <w:sz w:val="24"/>
+          <w:szCs w:val="24"/>
+        </w:rPr>
+        <w:t>Slutsatser &amp; Begränsningar</w:t>
+      </w:r>
+    </w:p>
+    <w:p>
+      <w:pPr>
+        <w:rPr>
+          <w:rFonts w:ascii="Times New Roman" w:eastAsia="Times New Roman" w:hAnsi="Times New Roman" w:cs="Times New Roman"/>
+          <w:sz w:val="24"/>
+          <w:szCs w:val="24"/>
+        </w:rPr>
+      </w:pPr>
+    </w:p>
+    <w:p>
+      <w:pPr>
+        <w:rPr>
+          <w:rFonts w:ascii="Times New Roman" w:eastAsia="Times New Roman" w:hAnsi="Times New Roman" w:cs="Times New Roman"/>
+          <w:sz w:val="24"/>
+          <w:szCs w:val="24"/>
+        </w:rPr>
+      </w:pPr>
+    </w:p>
+    <w:p>
+      <w:pPr>
+        <w:rPr>
+          <w:rFonts w:ascii="Times New Roman" w:eastAsia="Times New Roman" w:hAnsi="Times New Roman" w:cs="Times New Roman"/>
+          <w:sz w:val="24"/>
+          <w:szCs w:val="24"/>
+        </w:rPr>
+      </w:pPr>
+      <w:r>
+        <w:rPr>
+          <w:rFonts w:ascii="Times New Roman" w:eastAsia="Times New Roman" w:hAnsi="Times New Roman" w:cs="Times New Roman"/>
+          <w:sz w:val="24"/>
+          <w:szCs w:val="24"/>
+        </w:rPr>
+        <w:t xml:space="preserve">Analysen är gjort på lite begränsat data och bara över ett år lång tid. Vi har gjort dataläsning, städning, skapat variablerna rabatterat pris och ordervärde, skapat tabeller och grafer, alltså inte djup analys. Saknade värden fylldes bara i för </w:t>
+      </w:r>
+      <w:proofErr w:type="spellStart"/>
+      <w:r>
+        <w:rPr>
+          <w:rFonts w:ascii="Times New Roman" w:eastAsia="Times New Roman" w:hAnsi="Times New Roman" w:cs="Times New Roman"/>
+          <w:sz w:val="24"/>
+          <w:szCs w:val="24"/>
+        </w:rPr>
+        <w:t>discount</w:t>
+      </w:r>
+      <w:proofErr w:type="spellEnd"/>
+      <w:r>
+        <w:rPr>
+          <w:rFonts w:ascii="Times New Roman" w:eastAsia="Times New Roman" w:hAnsi="Times New Roman" w:cs="Times New Roman"/>
+          <w:sz w:val="24"/>
+          <w:szCs w:val="24"/>
+        </w:rPr>
+        <w:t xml:space="preserve"> till 0 då övriga variabler med saknade värden inte togs med i analys. Projektet gör beskrivande analys, så man ska ta slutsatser som indikativa.</w:t>
+      </w:r>
+    </w:p>
+    <w:p>
+      <w:pPr>
+        <w:rPr>
+          <w:rFonts w:ascii="Times New Roman" w:eastAsia="Times New Roman" w:hAnsi="Times New Roman" w:cs="Times New Roman"/>
+          <w:sz w:val="24"/>
+          <w:szCs w:val="24"/>
+        </w:rPr>
+      </w:pPr>
     </w:p>
     <w:sectPr>
-      <w:pgSz w:h="16834" w:w="11909" w:orient="portrait"/>
-      <w:pgMar w:bottom="1440" w:top="1440" w:left="1440" w:right="1440" w:header="720" w:footer="720"/>
+      <w:pgSz w:w="11909" w:h="16834"/>
+      <w:pgMar w:top="1440" w:right="1440" w:bottom="1440" w:left="1440" w:header="720" w:footer="720" w:gutter="0"/>
       <w:pgNumType w:start="1"/>
+      <w:cols w:space="720"/>
     </w:sectPr>
   </w:body>
 </w:document>
 </file>
 
 <file path=word/numbering.xml><?xml version="1.0" encoding="utf-8"?>
-<w:numbering xmlns:mc="http://schemas.openxmlformats.org/markup-compatibility/2006" xmlns:o="urn:schemas-microsoft-com:office:office" xmlns:r="http://schemas.openxmlformats.org/officeDocument/2006/relationships" xmlns:m="http://schemas.openxmlformats.org/officeDocument/2006/math" xmlns:v="urn:schemas-microsoft-com:vml" xmlns:wp="http://schemas.openxmlformats.org/drawingml/2006/wordprocessingDrawing" xmlns:w10="urn:schemas-microsoft-com:office:word" xmlns:w="http://schemas.openxmlformats.org/wordprocessingml/2006/main" xmlns:wne="http://schemas.microsoft.com/office/word/2006/wordml" xmlns:sl="http://schemas.openxmlformats.org/schemaLibrary/2006/main" xmlns:a="http://schemas.openxmlformats.org/drawingml/2006/main" xmlns:pic="http://schemas.openxmlformats.org/drawingml/2006/picture" xmlns:c="http://schemas.openxmlformats.org/drawingml/2006/chart" xmlns:lc="http://schemas.openxmlformats.org/drawingml/2006/lockedCanvas" xmlns:dgm="http://schemas.openxmlformats.org/drawingml/2006/diagram" xmlns:wps="http://schemas.microsoft.com/office/word/2010/wordprocessingShape" xmlns:wpg="http://schemas.microsoft.com/office/word/2010/wordprocessingGroup" xmlns:w14="http://schemas.microsoft.com/office/word/2010/wordml" xmlns:w15="http://schemas.microsoft.com/office/word/2012/wordml" xmlns:w16="http://schemas.microsoft.com/office/word/2018/wordml" xmlns:w16cex="http://schemas.microsoft.com/office/word/2018/wordml/cex" xmlns:w16cid="http://schemas.microsoft.com/office/word/2016/wordml/cid" xmlns="http://schemas.microsoft.com/office/tasks/2019/documenttasks" xmlns:cr="http://schemas.microsoft.com/office/comments/2020/reactions">
-  <w:abstractNum w:abstractNumId="1">
+<w:numbering xmlns:wpc="http://schemas.microsoft.com/office/word/2010/wordprocessingCanvas" xmlns:cx="http://schemas.microsoft.com/office/drawing/2014/chartex" xmlns:cx1="http://schemas.microsoft.com/office/drawing/2015/9/8/chartex" xmlns:cx2="http://schemas.microsoft.com/office/drawing/2015/10/21/chartex" xmlns:cx3="http://schemas.microsoft.com/office/drawing/2016/5/9/chartex" xmlns:cx4="http://schemas.microsoft.com/office/drawing/2016/5/10/chartex" xmlns:cx5="http://schemas.microsoft.com/office/drawing/2016/5/11/chartex" xmlns:cx6="http://schemas.microsoft.com/office/drawing/2016/5/12/chartex" xmlns:cx7="http://schemas.microsoft.com/office/drawing/2016/5/13/chartex" xmlns:cx8="http://schemas.microsoft.com/office/drawing/2016/5/14/chartex" xmlns:mc="http://schemas.openxmlformats.org/markup-compatibility/2006" xmlns:aink="http://schemas.microsoft.com/office/drawing/2016/ink" xmlns:am3d="http://schemas.microsoft.com/office/drawing/2017/model3d" xmlns:o="urn:schemas-microsoft-com:office:office" xmlns:oel="http://schemas.microsoft.com/office/2019/extlst" xmlns:r="http://schemas.openxmlformats.org/officeDocument/2006/relationships" xmlns:m="http://schemas.openxmlformats.org/officeDocument/2006/math" xmlns:v="urn:schemas-microsoft-com:vml" xmlns:wp14="http://schemas.microsoft.com/office/word/2010/wordprocessingDrawing" xmlns:wp="http://schemas.openxmlformats.org/drawingml/2006/wordprocessingDrawing" xmlns:w10="urn:schemas-microsoft-com:office:word" xmlns:w="http://schemas.openxmlformats.org/wordprocessingml/2006/main" xmlns:w14="http://schemas.microsoft.com/office/word/2010/wordml" xmlns:w15="http://schemas.microsoft.com/office/word/2012/wordml" xmlns:w16cex="http://schemas.microsoft.com/office/word/2018/wordml/cex" xmlns:w16cid="http://schemas.microsoft.com/office/word/2016/wordml/cid" xmlns:w16="http://schemas.microsoft.com/office/word/2018/wordml" xmlns:w16du="http://schemas.microsoft.com/office/word/2023/wordml/word16du" xmlns:w16sdtdh="http://schemas.microsoft.com/office/word/2020/wordml/sdtdatahash" xmlns:w16sdtfl="http://schemas.microsoft.com/office/word/2024/wordml/sdtformatlock" xmlns:w16se="http://schemas.microsoft.com/office/word/2015/wordml/symex" xmlns:wpg="http://schemas.microsoft.com/office/word/2010/wordprocessingGroup" xmlns:wpi="http://schemas.microsoft.com/office/word/2010/wordprocessingInk" xmlns:wne="http://schemas.microsoft.com/office/word/2006/wordml" xmlns:wps="http://schemas.microsoft.com/office/word/2010/wordprocessingShape" mc:Ignorable="w14 w15 w16se w16cid w16 w16cex w16sdtdh w16sdtfl w16du wp14">
+  <w:abstractNum w:abstractNumId="0" w15:restartNumberingAfterBreak="0">
+    <w:nsid w:val="788600FD"/>
+    <w:multiLevelType w:val="multilevel"/>
+    <w:tmpl w:val="122C6B22"/>
     <w:lvl w:ilvl="0">
       <w:start w:val="1"/>
       <w:numFmt w:val="bullet"/>
@@ -535,21 +888,21 @@
       </w:rPr>
     </w:lvl>
   </w:abstractNum>
-  <w:num w:numId="1">
-    <w:abstractNumId w:val="1"/>
+  <w:num w:numId="1" w16cid:durableId="557590752">
+    <w:abstractNumId w:val="0"/>
   </w:num>
 </w:numbering>
 </file>
 
 <file path=word/styles.xml><?xml version="1.0" encoding="utf-8"?>
-<w:styles xmlns:mc="http://schemas.openxmlformats.org/markup-compatibility/2006" xmlns:o="urn:schemas-microsoft-com:office:office" xmlns:r="http://schemas.openxmlformats.org/officeDocument/2006/relationships" xmlns:m="http://schemas.openxmlformats.org/officeDocument/2006/math" xmlns:v="urn:schemas-microsoft-com:vml" xmlns:wp="http://schemas.openxmlformats.org/drawingml/2006/wordprocessingDrawing" xmlns:w10="urn:schemas-microsoft-com:office:word" xmlns:w="http://schemas.openxmlformats.org/wordprocessingml/2006/main" xmlns:wne="http://schemas.microsoft.com/office/word/2006/wordml" xmlns:sl="http://schemas.openxmlformats.org/schemaLibrary/2006/main" xmlns:a="http://schemas.openxmlformats.org/drawingml/2006/main" xmlns:pic="http://schemas.openxmlformats.org/drawingml/2006/picture" xmlns:c="http://schemas.openxmlformats.org/drawingml/2006/chart" xmlns:lc="http://schemas.openxmlformats.org/drawingml/2006/lockedCanvas" xmlns:dgm="http://schemas.openxmlformats.org/drawingml/2006/diagram" xmlns:wps="http://schemas.microsoft.com/office/word/2010/wordprocessingShape" xmlns:wpg="http://schemas.microsoft.com/office/word/2010/wordprocessingGroup" xmlns:w14="http://schemas.microsoft.com/office/word/2010/wordml" xmlns:w15="http://schemas.microsoft.com/office/word/2012/wordml" xmlns:w16="http://schemas.microsoft.com/office/word/2018/wordml" xmlns:w16cex="http://schemas.microsoft.com/office/word/2018/wordml/cex" xmlns:w16cid="http://schemas.microsoft.com/office/word/2016/wordml/cid" xmlns="http://schemas.microsoft.com/office/tasks/2019/documenttasks" xmlns:cr="http://schemas.microsoft.com/office/comments/2020/reactions">
+<w:styles xmlns:mc="http://schemas.openxmlformats.org/markup-compatibility/2006" xmlns:r="http://schemas.openxmlformats.org/officeDocument/2006/relationships" xmlns:w="http://schemas.openxmlformats.org/wordprocessingml/2006/main" xmlns:w14="http://schemas.microsoft.com/office/word/2010/wordml" xmlns:w15="http://schemas.microsoft.com/office/word/2012/wordml" xmlns:w16cex="http://schemas.microsoft.com/office/word/2018/wordml/cex" xmlns:w16cid="http://schemas.microsoft.com/office/word/2016/wordml/cid" xmlns:w16="http://schemas.microsoft.com/office/word/2018/wordml" xmlns:w16du="http://schemas.microsoft.com/office/word/2023/wordml/word16du" xmlns:w16sdtdh="http://schemas.microsoft.com/office/word/2020/wordml/sdtdatahash" xmlns:w16sdtfl="http://schemas.microsoft.com/office/word/2024/wordml/sdtformatlock" xmlns:w16se="http://schemas.microsoft.com/office/word/2015/wordml/symex" mc:Ignorable="w14 w15 w16se w16cid w16 w16cex w16sdtdh w16sdtfl w16du">
   <w:docDefaults>
     <w:rPrDefault>
       <w:rPr>
-        <w:rFonts w:ascii="Arial" w:cs="Arial" w:eastAsia="Arial" w:hAnsi="Arial"/>
+        <w:rFonts w:ascii="Arial" w:eastAsia="Arial" w:hAnsi="Arial" w:cs="Arial"/>
         <w:sz w:val="22"/>
         <w:szCs w:val="22"/>
-        <w:lang w:val="sv"/>
+        <w:lang w:val="sv" w:eastAsia="sv-SE" w:bidi="ar-SA"/>
       </w:rPr>
     </w:rPrDefault>
     <w:pPrDefault>
@@ -558,29 +911,399 @@
       </w:pPr>
     </w:pPrDefault>
   </w:docDefaults>
-  <w:style w:type="table" w:styleId="TableNormal" w:default="1">
-    <w:name w:val="TableNormal"/>
-    <w:tblPr>
-      <w:tblCellMar>
-        <w:top w:w="100.0" w:type="dxa"/>
-        <w:left w:w="100.0" w:type="dxa"/>
-        <w:bottom w:w="100.0" w:type="dxa"/>
-        <w:right w:w="100.0" w:type="dxa"/>
-      </w:tblCellMar>
-    </w:tblPr>
-  </w:style>
-  <w:style w:type="paragraph" w:styleId="Normal" w:default="1">
-    <w:name w:val="normal"/>
+  <w:latentStyles w:defLockedState="0" w:defUIPriority="99" w:defSemiHidden="0" w:defUnhideWhenUsed="0" w:defQFormat="0" w:count="376">
+    <w:lsdException w:name="Normal" w:uiPriority="0" w:qFormat="1"/>
+    <w:lsdException w:name="heading 1" w:uiPriority="9" w:qFormat="1"/>
+    <w:lsdException w:name="heading 2" w:semiHidden="1" w:uiPriority="9" w:unhideWhenUsed="1" w:qFormat="1"/>
+    <w:lsdException w:name="heading 3" w:semiHidden="1" w:uiPriority="9" w:unhideWhenUsed="1" w:qFormat="1"/>
+    <w:lsdException w:name="heading 4" w:semiHidden="1" w:uiPriority="9" w:unhideWhenUsed="1" w:qFormat="1"/>
+    <w:lsdException w:name="heading 5" w:semiHidden="1" w:uiPriority="9" w:unhideWhenUsed="1" w:qFormat="1"/>
+    <w:lsdException w:name="heading 6" w:semiHidden="1" w:uiPriority="9" w:unhideWhenUsed="1" w:qFormat="1"/>
+    <w:lsdException w:name="heading 7" w:semiHidden="1" w:uiPriority="9" w:unhideWhenUsed="1" w:qFormat="1"/>
+    <w:lsdException w:name="heading 8" w:semiHidden="1" w:uiPriority="9" w:unhideWhenUsed="1" w:qFormat="1"/>
+    <w:lsdException w:name="heading 9" w:semiHidden="1" w:uiPriority="9" w:unhideWhenUsed="1" w:qFormat="1"/>
+    <w:lsdException w:name="index 1" w:semiHidden="1" w:unhideWhenUsed="1"/>
+    <w:lsdException w:name="index 2" w:semiHidden="1" w:unhideWhenUsed="1"/>
+    <w:lsdException w:name="index 3" w:semiHidden="1" w:unhideWhenUsed="1"/>
+    <w:lsdException w:name="index 4" w:semiHidden="1" w:unhideWhenUsed="1"/>
+    <w:lsdException w:name="index 5" w:semiHidden="1" w:unhideWhenUsed="1"/>
+    <w:lsdException w:name="index 6" w:semiHidden="1" w:unhideWhenUsed="1"/>
+    <w:lsdException w:name="index 7" w:semiHidden="1" w:unhideWhenUsed="1"/>
+    <w:lsdException w:name="index 8" w:semiHidden="1" w:unhideWhenUsed="1"/>
+    <w:lsdException w:name="index 9" w:semiHidden="1" w:unhideWhenUsed="1"/>
+    <w:lsdException w:name="toc 1" w:semiHidden="1" w:uiPriority="39" w:unhideWhenUsed="1"/>
+    <w:lsdException w:name="toc 2" w:semiHidden="1" w:uiPriority="39" w:unhideWhenUsed="1"/>
+    <w:lsdException w:name="toc 3" w:semiHidden="1" w:uiPriority="39" w:unhideWhenUsed="1"/>
+    <w:lsdException w:name="toc 4" w:semiHidden="1" w:uiPriority="39" w:unhideWhenUsed="1"/>
+    <w:lsdException w:name="toc 5" w:semiHidden="1" w:uiPriority="39" w:unhideWhenUsed="1"/>
+    <w:lsdException w:name="toc 6" w:semiHidden="1" w:uiPriority="39" w:unhideWhenUsed="1"/>
+    <w:lsdException w:name="toc 7" w:semiHidden="1" w:uiPriority="39" w:unhideWhenUsed="1"/>
+    <w:lsdException w:name="toc 8" w:semiHidden="1" w:uiPriority="39" w:unhideWhenUsed="1"/>
+    <w:lsdException w:name="toc 9" w:semiHidden="1" w:uiPriority="39" w:unhideWhenUsed="1"/>
+    <w:lsdException w:name="Normal Indent" w:semiHidden="1" w:unhideWhenUsed="1"/>
+    <w:lsdException w:name="footnote text" w:semiHidden="1" w:unhideWhenUsed="1"/>
+    <w:lsdException w:name="annotation text" w:semiHidden="1" w:unhideWhenUsed="1"/>
+    <w:lsdException w:name="header" w:semiHidden="1" w:unhideWhenUsed="1"/>
+    <w:lsdException w:name="footer" w:semiHidden="1" w:unhideWhenUsed="1"/>
+    <w:lsdException w:name="index heading" w:semiHidden="1" w:unhideWhenUsed="1"/>
+    <w:lsdException w:name="caption" w:semiHidden="1" w:uiPriority="35" w:unhideWhenUsed="1" w:qFormat="1"/>
+    <w:lsdException w:name="table of figures" w:semiHidden="1" w:unhideWhenUsed="1"/>
+    <w:lsdException w:name="envelope address" w:semiHidden="1" w:unhideWhenUsed="1"/>
+    <w:lsdException w:name="envelope return" w:semiHidden="1" w:unhideWhenUsed="1"/>
+    <w:lsdException w:name="footnote reference" w:semiHidden="1" w:unhideWhenUsed="1"/>
+    <w:lsdException w:name="annotation reference" w:semiHidden="1" w:unhideWhenUsed="1"/>
+    <w:lsdException w:name="line number" w:semiHidden="1" w:unhideWhenUsed="1"/>
+    <w:lsdException w:name="page number" w:semiHidden="1" w:unhideWhenUsed="1"/>
+    <w:lsdException w:name="endnote reference" w:semiHidden="1" w:unhideWhenUsed="1"/>
+    <w:lsdException w:name="endnote text" w:semiHidden="1" w:unhideWhenUsed="1"/>
+    <w:lsdException w:name="table of authorities" w:semiHidden="1" w:unhideWhenUsed="1"/>
+    <w:lsdException w:name="macro" w:semiHidden="1" w:unhideWhenUsed="1"/>
+    <w:lsdException w:name="toa heading" w:semiHidden="1" w:unhideWhenUsed="1"/>
+    <w:lsdException w:name="List" w:semiHidden="1" w:unhideWhenUsed="1"/>
+    <w:lsdException w:name="List Bullet" w:semiHidden="1" w:unhideWhenUsed="1"/>
+    <w:lsdException w:name="List Number" w:semiHidden="1" w:unhideWhenUsed="1"/>
+    <w:lsdException w:name="List 2" w:semiHidden="1" w:unhideWhenUsed="1"/>
+    <w:lsdException w:name="List 3" w:semiHidden="1" w:unhideWhenUsed="1"/>
+    <w:lsdException w:name="List 4" w:semiHidden="1" w:unhideWhenUsed="1"/>
+    <w:lsdException w:name="List 5" w:semiHidden="1" w:unhideWhenUsed="1"/>
+    <w:lsdException w:name="List Bullet 2" w:semiHidden="1" w:unhideWhenUsed="1"/>
+    <w:lsdException w:name="List Bullet 3" w:semiHidden="1" w:unhideWhenUsed="1"/>
+    <w:lsdException w:name="List Bullet 4" w:semiHidden="1" w:unhideWhenUsed="1"/>
+    <w:lsdException w:name="List Bullet 5" w:semiHidden="1" w:unhideWhenUsed="1"/>
+    <w:lsdException w:name="List Number 2" w:semiHidden="1" w:unhideWhenUsed="1"/>
+    <w:lsdException w:name="List Number 3" w:semiHidden="1" w:unhideWhenUsed="1"/>
+    <w:lsdException w:name="List Number 4" w:semiHidden="1" w:unhideWhenUsed="1"/>
+    <w:lsdException w:name="List Number 5" w:semiHidden="1" w:unhideWhenUsed="1"/>
+    <w:lsdException w:name="Title" w:uiPriority="10" w:qFormat="1"/>
+    <w:lsdException w:name="Closing" w:semiHidden="1" w:unhideWhenUsed="1"/>
+    <w:lsdException w:name="Signature" w:semiHidden="1" w:unhideWhenUsed="1"/>
+    <w:lsdException w:name="Default Paragraph Font" w:semiHidden="1" w:uiPriority="1" w:unhideWhenUsed="1"/>
+    <w:lsdException w:name="Body Text" w:semiHidden="1" w:unhideWhenUsed="1"/>
+    <w:lsdException w:name="Body Text Indent" w:semiHidden="1" w:unhideWhenUsed="1"/>
+    <w:lsdException w:name="List Continue" w:semiHidden="1" w:unhideWhenUsed="1"/>
+    <w:lsdException w:name="List Continue 2" w:semiHidden="1" w:unhideWhenUsed="1"/>
+    <w:lsdException w:name="List Continue 3" w:semiHidden="1" w:unhideWhenUsed="1"/>
+    <w:lsdException w:name="List Continue 4" w:semiHidden="1" w:unhideWhenUsed="1"/>
+    <w:lsdException w:name="List Continue 5" w:semiHidden="1" w:unhideWhenUsed="1"/>
+    <w:lsdException w:name="Message Header" w:semiHidden="1" w:unhideWhenUsed="1"/>
+    <w:lsdException w:name="Subtitle" w:uiPriority="11" w:qFormat="1"/>
+    <w:lsdException w:name="Salutation" w:semiHidden="1" w:unhideWhenUsed="1"/>
+    <w:lsdException w:name="Date" w:semiHidden="1" w:unhideWhenUsed="1"/>
+    <w:lsdException w:name="Body Text First Indent" w:semiHidden="1" w:unhideWhenUsed="1"/>
+    <w:lsdException w:name="Body Text First Indent 2" w:semiHidden="1" w:unhideWhenUsed="1"/>
+    <w:lsdException w:name="Note Heading" w:semiHidden="1" w:unhideWhenUsed="1"/>
+    <w:lsdException w:name="Body Text 2" w:semiHidden="1" w:unhideWhenUsed="1"/>
+    <w:lsdException w:name="Body Text 3" w:semiHidden="1" w:unhideWhenUsed="1"/>
+    <w:lsdException w:name="Body Text Indent 2" w:semiHidden="1" w:unhideWhenUsed="1"/>
+    <w:lsdException w:name="Body Text Indent 3" w:semiHidden="1" w:unhideWhenUsed="1"/>
+    <w:lsdException w:name="Block Text" w:semiHidden="1" w:unhideWhenUsed="1"/>
+    <w:lsdException w:name="Hyperlink" w:semiHidden="1" w:unhideWhenUsed="1"/>
+    <w:lsdException w:name="FollowedHyperlink" w:semiHidden="1" w:unhideWhenUsed="1"/>
+    <w:lsdException w:name="Strong" w:uiPriority="22" w:qFormat="1"/>
+    <w:lsdException w:name="Emphasis" w:uiPriority="20" w:qFormat="1"/>
+    <w:lsdException w:name="Document Map" w:semiHidden="1" w:unhideWhenUsed="1"/>
+    <w:lsdException w:name="Plain Text" w:semiHidden="1" w:unhideWhenUsed="1"/>
+    <w:lsdException w:name="E-mail Signature" w:semiHidden="1" w:unhideWhenUsed="1"/>
+    <w:lsdException w:name="HTML Top of Form" w:semiHidden="1" w:unhideWhenUsed="1"/>
+    <w:lsdException w:name="HTML Bottom of Form" w:semiHidden="1" w:unhideWhenUsed="1"/>
+    <w:lsdException w:name="Normal (Web)" w:semiHidden="1" w:unhideWhenUsed="1"/>
+    <w:lsdException w:name="HTML Acronym" w:semiHidden="1" w:unhideWhenUsed="1"/>
+    <w:lsdException w:name="HTML Address" w:semiHidden="1" w:unhideWhenUsed="1"/>
+    <w:lsdException w:name="HTML Cite" w:semiHidden="1" w:unhideWhenUsed="1"/>
+    <w:lsdException w:name="HTML Code" w:semiHidden="1" w:unhideWhenUsed="1"/>
+    <w:lsdException w:name="HTML Definition" w:semiHidden="1" w:unhideWhenUsed="1"/>
+    <w:lsdException w:name="HTML Keyboard" w:semiHidden="1" w:unhideWhenUsed="1"/>
+    <w:lsdException w:name="HTML Preformatted" w:semiHidden="1" w:unhideWhenUsed="1"/>
+    <w:lsdException w:name="HTML Sample" w:semiHidden="1" w:unhideWhenUsed="1"/>
+    <w:lsdException w:name="HTML Typewriter" w:semiHidden="1" w:unhideWhenUsed="1"/>
+    <w:lsdException w:name="HTML Variable" w:semiHidden="1" w:unhideWhenUsed="1"/>
+    <w:lsdException w:name="Normal Table" w:semiHidden="1" w:unhideWhenUsed="1"/>
+    <w:lsdException w:name="annotation subject" w:semiHidden="1" w:unhideWhenUsed="1"/>
+    <w:lsdException w:name="No List" w:semiHidden="1" w:unhideWhenUsed="1"/>
+    <w:lsdException w:name="Outline List 1" w:semiHidden="1" w:unhideWhenUsed="1"/>
+    <w:lsdException w:name="Outline List 2" w:semiHidden="1" w:unhideWhenUsed="1"/>
+    <w:lsdException w:name="Outline List 3" w:semiHidden="1" w:unhideWhenUsed="1"/>
+    <w:lsdException w:name="Table Simple 1" w:semiHidden="1" w:unhideWhenUsed="1"/>
+    <w:lsdException w:name="Table Simple 2" w:semiHidden="1" w:unhideWhenUsed="1"/>
+    <w:lsdException w:name="Table Simple 3" w:semiHidden="1" w:unhideWhenUsed="1"/>
+    <w:lsdException w:name="Table Classic 1" w:semiHidden="1" w:unhideWhenUsed="1"/>
+    <w:lsdException w:name="Table Classic 2" w:semiHidden="1" w:unhideWhenUsed="1"/>
+    <w:lsdException w:name="Table Classic 3" w:semiHidden="1" w:unhideWhenUsed="1"/>
+    <w:lsdException w:name="Table Classic 4" w:semiHidden="1" w:unhideWhenUsed="1"/>
+    <w:lsdException w:name="Table Colorful 1" w:semiHidden="1" w:unhideWhenUsed="1"/>
+    <w:lsdException w:name="Table Colorful 2" w:semiHidden="1" w:unhideWhenUsed="1"/>
+    <w:lsdException w:name="Table Colorful 3" w:semiHidden="1" w:unhideWhenUsed="1"/>
+    <w:lsdException w:name="Table Columns 1" w:semiHidden="1" w:unhideWhenUsed="1"/>
+    <w:lsdException w:name="Table Columns 2" w:semiHidden="1" w:unhideWhenUsed="1"/>
+    <w:lsdException w:name="Table Columns 3" w:semiHidden="1" w:unhideWhenUsed="1"/>
+    <w:lsdException w:name="Table Columns 4" w:semiHidden="1" w:unhideWhenUsed="1"/>
+    <w:lsdException w:name="Table Columns 5" w:semiHidden="1" w:unhideWhenUsed="1"/>
+    <w:lsdException w:name="Table Grid 1" w:semiHidden="1" w:unhideWhenUsed="1"/>
+    <w:lsdException w:name="Table Grid 2" w:semiHidden="1" w:unhideWhenUsed="1"/>
+    <w:lsdException w:name="Table Grid 3" w:semiHidden="1" w:unhideWhenUsed="1"/>
+    <w:lsdException w:name="Table Grid 4" w:semiHidden="1" w:unhideWhenUsed="1"/>
+    <w:lsdException w:name="Table Grid 5" w:semiHidden="1" w:unhideWhenUsed="1"/>
+    <w:lsdException w:name="Table Grid 6" w:semiHidden="1" w:unhideWhenUsed="1"/>
+    <w:lsdException w:name="Table Grid 7" w:semiHidden="1" w:unhideWhenUsed="1"/>
+    <w:lsdException w:name="Table Grid 8" w:semiHidden="1" w:unhideWhenUsed="1"/>
+    <w:lsdException w:name="Table List 1" w:semiHidden="1" w:unhideWhenUsed="1"/>
+    <w:lsdException w:name="Table List 2" w:semiHidden="1" w:unhideWhenUsed="1"/>
+    <w:lsdException w:name="Table List 3" w:semiHidden="1" w:unhideWhenUsed="1"/>
+    <w:lsdException w:name="Table List 4" w:semiHidden="1" w:unhideWhenUsed="1"/>
+    <w:lsdException w:name="Table List 5" w:semiHidden="1" w:unhideWhenUsed="1"/>
+    <w:lsdException w:name="Table List 6" w:semiHidden="1" w:unhideWhenUsed="1"/>
+    <w:lsdException w:name="Table List 7" w:semiHidden="1" w:unhideWhenUsed="1"/>
+    <w:lsdException w:name="Table List 8" w:semiHidden="1" w:unhideWhenUsed="1"/>
+    <w:lsdException w:name="Table 3D effects 1" w:semiHidden="1" w:unhideWhenUsed="1"/>
+    <w:lsdException w:name="Table 3D effects 2" w:semiHidden="1" w:unhideWhenUsed="1"/>
+    <w:lsdException w:name="Table 3D effects 3" w:semiHidden="1" w:unhideWhenUsed="1"/>
+    <w:lsdException w:name="Table Contemporary" w:semiHidden="1" w:unhideWhenUsed="1"/>
+    <w:lsdException w:name="Table Elegant" w:semiHidden="1" w:unhideWhenUsed="1"/>
+    <w:lsdException w:name="Table Professional" w:semiHidden="1" w:unhideWhenUsed="1"/>
+    <w:lsdException w:name="Table Subtle 1" w:semiHidden="1" w:unhideWhenUsed="1"/>
+    <w:lsdException w:name="Table Subtle 2" w:semiHidden="1" w:unhideWhenUsed="1"/>
+    <w:lsdException w:name="Table Web 1" w:semiHidden="1" w:unhideWhenUsed="1"/>
+    <w:lsdException w:name="Table Web 2" w:semiHidden="1" w:unhideWhenUsed="1"/>
+    <w:lsdException w:name="Table Web 3" w:semiHidden="1" w:unhideWhenUsed="1"/>
+    <w:lsdException w:name="Balloon Text" w:semiHidden="1" w:unhideWhenUsed="1"/>
+    <w:lsdException w:name="Table Grid" w:uiPriority="39"/>
+    <w:lsdException w:name="Table Theme" w:semiHidden="1" w:unhideWhenUsed="1"/>
+    <w:lsdException w:name="Placeholder Text" w:semiHidden="1"/>
+    <w:lsdException w:name="No Spacing" w:uiPriority="1" w:qFormat="1"/>
+    <w:lsdException w:name="Light Shading" w:uiPriority="60"/>
+    <w:lsdException w:name="Light List" w:uiPriority="61"/>
+    <w:lsdException w:name="Light Grid" w:uiPriority="62"/>
+    <w:lsdException w:name="Medium Shading 1" w:uiPriority="63"/>
+    <w:lsdException w:name="Medium Shading 2" w:uiPriority="64"/>
+    <w:lsdException w:name="Medium List 1" w:uiPriority="65"/>
+    <w:lsdException w:name="Medium List 2" w:uiPriority="66"/>
+    <w:lsdException w:name="Medium Grid 1" w:uiPriority="67"/>
+    <w:lsdException w:name="Medium Grid 2" w:uiPriority="68"/>
+    <w:lsdException w:name="Medium Grid 3" w:uiPriority="69"/>
+    <w:lsdException w:name="Dark List" w:uiPriority="70"/>
+    <w:lsdException w:name="Colorful Shading" w:uiPriority="71"/>
+    <w:lsdException w:name="Colorful List" w:uiPriority="72"/>
+    <w:lsdException w:name="Colorful Grid" w:uiPriority="73"/>
+    <w:lsdException w:name="Light Shading Accent 1" w:uiPriority="60"/>
+    <w:lsdException w:name="Light List Accent 1" w:uiPriority="61"/>
+    <w:lsdException w:name="Light Grid Accent 1" w:uiPriority="62"/>
+    <w:lsdException w:name="Medium Shading 1 Accent 1" w:uiPriority="63"/>
+    <w:lsdException w:name="Medium Shading 2 Accent 1" w:uiPriority="64"/>
+    <w:lsdException w:name="Medium List 1 Accent 1" w:uiPriority="65"/>
+    <w:lsdException w:name="Revision" w:semiHidden="1"/>
+    <w:lsdException w:name="List Paragraph" w:uiPriority="34" w:qFormat="1"/>
+    <w:lsdException w:name="Quote" w:uiPriority="29" w:qFormat="1"/>
+    <w:lsdException w:name="Intense Quote" w:uiPriority="30" w:qFormat="1"/>
+    <w:lsdException w:name="Medium List 2 Accent 1" w:uiPriority="66"/>
+    <w:lsdException w:name="Medium Grid 1 Accent 1" w:uiPriority="67"/>
+    <w:lsdException w:name="Medium Grid 2 Accent 1" w:uiPriority="68"/>
+    <w:lsdException w:name="Medium Grid 3 Accent 1" w:uiPriority="69"/>
+    <w:lsdException w:name="Dark List Accent 1" w:uiPriority="70"/>
+    <w:lsdException w:name="Colorful Shading Accent 1" w:uiPriority="71"/>
+    <w:lsdException w:name="Colorful List Accent 1" w:uiPriority="72"/>
+    <w:lsdException w:name="Colorful Grid Accent 1" w:uiPriority="73"/>
+    <w:lsdException w:name="Light Shading Accent 2" w:uiPriority="60"/>
+    <w:lsdException w:name="Light List Accent 2" w:uiPriority="61"/>
+    <w:lsdException w:name="Light Grid Accent 2" w:uiPriority="62"/>
+    <w:lsdException w:name="Medium Shading 1 Accent 2" w:uiPriority="63"/>
+    <w:lsdException w:name="Medium Shading 2 Accent 2" w:uiPriority="64"/>
+    <w:lsdException w:name="Medium List 1 Accent 2" w:uiPriority="65"/>
+    <w:lsdException w:name="Medium List 2 Accent 2" w:uiPriority="66"/>
+    <w:lsdException w:name="Medium Grid 1 Accent 2" w:uiPriority="67"/>
+    <w:lsdException w:name="Medium Grid 2 Accent 2" w:uiPriority="68"/>
+    <w:lsdException w:name="Medium Grid 3 Accent 2" w:uiPriority="69"/>
+    <w:lsdException w:name="Dark List Accent 2" w:uiPriority="70"/>
+    <w:lsdException w:name="Colorful Shading Accent 2" w:uiPriority="71"/>
+    <w:lsdException w:name="Colorful List Accent 2" w:uiPriority="72"/>
+    <w:lsdException w:name="Colorful Grid Accent 2" w:uiPriority="73"/>
+    <w:lsdException w:name="Light Shading Accent 3" w:uiPriority="60"/>
+    <w:lsdException w:name="Light List Accent 3" w:uiPriority="61"/>
+    <w:lsdException w:name="Light Grid Accent 3" w:uiPriority="62"/>
+    <w:lsdException w:name="Medium Shading 1 Accent 3" w:uiPriority="63"/>
+    <w:lsdException w:name="Medium Shading 2 Accent 3" w:uiPriority="64"/>
+    <w:lsdException w:name="Medium List 1 Accent 3" w:uiPriority="65"/>
+    <w:lsdException w:name="Medium List 2 Accent 3" w:uiPriority="66"/>
+    <w:lsdException w:name="Medium Grid 1 Accent 3" w:uiPriority="67"/>
+    <w:lsdException w:name="Medium Grid 2 Accent 3" w:uiPriority="68"/>
+    <w:lsdException w:name="Medium Grid 3 Accent 3" w:uiPriority="69"/>
+    <w:lsdException w:name="Dark List Accent 3" w:uiPriority="70"/>
+    <w:lsdException w:name="Colorful Shading Accent 3" w:uiPriority="71"/>
+    <w:lsdException w:name="Colorful List Accent 3" w:uiPriority="72"/>
+    <w:lsdException w:name="Colorful Grid Accent 3" w:uiPriority="73"/>
+    <w:lsdException w:name="Light Shading Accent 4" w:uiPriority="60"/>
+    <w:lsdException w:name="Light List Accent 4" w:uiPriority="61"/>
+    <w:lsdException w:name="Light Grid Accent 4" w:uiPriority="62"/>
+    <w:lsdException w:name="Medium Shading 1 Accent 4" w:uiPriority="63"/>
+    <w:lsdException w:name="Medium Shading 2 Accent 4" w:uiPriority="64"/>
+    <w:lsdException w:name="Medium List 1 Accent 4" w:uiPriority="65"/>
+    <w:lsdException w:name="Medium List 2 Accent 4" w:uiPriority="66"/>
+    <w:lsdException w:name="Medium Grid 1 Accent 4" w:uiPriority="67"/>
+    <w:lsdException w:name="Medium Grid 2 Accent 4" w:uiPriority="68"/>
+    <w:lsdException w:name="Medium Grid 3 Accent 4" w:uiPriority="69"/>
+    <w:lsdException w:name="Dark List Accent 4" w:uiPriority="70"/>
+    <w:lsdException w:name="Colorful Shading Accent 4" w:uiPriority="71"/>
+    <w:lsdException w:name="Colorful List Accent 4" w:uiPriority="72"/>
+    <w:lsdException w:name="Colorful Grid Accent 4" w:uiPriority="73"/>
+    <w:lsdException w:name="Light Shading Accent 5" w:uiPriority="60"/>
+    <w:lsdException w:name="Light List Accent 5" w:uiPriority="61"/>
+    <w:lsdException w:name="Light Grid Accent 5" w:uiPriority="62"/>
+    <w:lsdException w:name="Medium Shading 1 Accent 5" w:uiPriority="63"/>
+    <w:lsdException w:name="Medium Shading 2 Accent 5" w:uiPriority="64"/>
+    <w:lsdException w:name="Medium List 1 Accent 5" w:uiPriority="65"/>
+    <w:lsdException w:name="Medium List 2 Accent 5" w:uiPriority="66"/>
+    <w:lsdException w:name="Medium Grid 1 Accent 5" w:uiPriority="67"/>
+    <w:lsdException w:name="Medium Grid 2 Accent 5" w:uiPriority="68"/>
+    <w:lsdException w:name="Medium Grid 3 Accent 5" w:uiPriority="69"/>
+    <w:lsdException w:name="Dark List Accent 5" w:uiPriority="70"/>
+    <w:lsdException w:name="Colorful Shading Accent 5" w:uiPriority="71"/>
+    <w:lsdException w:name="Colorful List Accent 5" w:uiPriority="72"/>
+    <w:lsdException w:name="Colorful Grid Accent 5" w:uiPriority="73"/>
+    <w:lsdException w:name="Light Shading Accent 6" w:uiPriority="60"/>
+    <w:lsdException w:name="Light List Accent 6" w:uiPriority="61"/>
+    <w:lsdException w:name="Light Grid Accent 6" w:uiPriority="62"/>
+    <w:lsdException w:name="Medium Shading 1 Accent 6" w:uiPriority="63"/>
+    <w:lsdException w:name="Medium Shading 2 Accent 6" w:uiPriority="64"/>
+    <w:lsdException w:name="Medium List 1 Accent 6" w:uiPriority="65"/>
+    <w:lsdException w:name="Medium List 2 Accent 6" w:uiPriority="66"/>
+    <w:lsdException w:name="Medium Grid 1 Accent 6" w:uiPriority="67"/>
+    <w:lsdException w:name="Medium Grid 2 Accent 6" w:uiPriority="68"/>
+    <w:lsdException w:name="Medium Grid 3 Accent 6" w:uiPriority="69"/>
+    <w:lsdException w:name="Dark List Accent 6" w:uiPriority="70"/>
+    <w:lsdException w:name="Colorful Shading Accent 6" w:uiPriority="71"/>
+    <w:lsdException w:name="Colorful List Accent 6" w:uiPriority="72"/>
+    <w:lsdException w:name="Colorful Grid Accent 6" w:uiPriority="73"/>
+    <w:lsdException w:name="Subtle Emphasis" w:uiPriority="19" w:qFormat="1"/>
+    <w:lsdException w:name="Intense Emphasis" w:uiPriority="21" w:qFormat="1"/>
+    <w:lsdException w:name="Subtle Reference" w:uiPriority="31" w:qFormat="1"/>
+    <w:lsdException w:name="Intense Reference" w:uiPriority="32" w:qFormat="1"/>
+    <w:lsdException w:name="Book Title" w:uiPriority="33" w:qFormat="1"/>
+    <w:lsdException w:name="Bibliography" w:semiHidden="1" w:uiPriority="37" w:unhideWhenUsed="1"/>
+    <w:lsdException w:name="TOC Heading" w:semiHidden="1" w:uiPriority="39" w:unhideWhenUsed="1" w:qFormat="1"/>
+    <w:lsdException w:name="Plain Table 1" w:uiPriority="41"/>
+    <w:lsdException w:name="Plain Table 2" w:uiPriority="42"/>
+    <w:lsdException w:name="Plain Table 3" w:uiPriority="43"/>
+    <w:lsdException w:name="Plain Table 4" w:uiPriority="44"/>
+    <w:lsdException w:name="Plain Table 5" w:uiPriority="45"/>
+    <w:lsdException w:name="Grid Table Light" w:uiPriority="40"/>
+    <w:lsdException w:name="Grid Table 1 Light" w:uiPriority="46"/>
+    <w:lsdException w:name="Grid Table 2" w:uiPriority="47"/>
+    <w:lsdException w:name="Grid Table 3" w:uiPriority="48"/>
+    <w:lsdException w:name="Grid Table 4" w:uiPriority="49"/>
+    <w:lsdException w:name="Grid Table 5 Dark" w:uiPriority="50"/>
+    <w:lsdException w:name="Grid Table 6 Colorful" w:uiPriority="51"/>
+    <w:lsdException w:name="Grid Table 7 Colorful" w:uiPriority="52"/>
+    <w:lsdException w:name="Grid Table 1 Light Accent 1" w:uiPriority="46"/>
+    <w:lsdException w:name="Grid Table 2 Accent 1" w:uiPriority="47"/>
+    <w:lsdException w:name="Grid Table 3 Accent 1" w:uiPriority="48"/>
+    <w:lsdException w:name="Grid Table 4 Accent 1" w:uiPriority="49"/>
+    <w:lsdException w:name="Grid Table 5 Dark Accent 1" w:uiPriority="50"/>
+    <w:lsdException w:name="Grid Table 6 Colorful Accent 1" w:uiPriority="51"/>
+    <w:lsdException w:name="Grid Table 7 Colorful Accent 1" w:uiPriority="52"/>
+    <w:lsdException w:name="Grid Table 1 Light Accent 2" w:uiPriority="46"/>
+    <w:lsdException w:name="Grid Table 2 Accent 2" w:uiPriority="47"/>
+    <w:lsdException w:name="Grid Table 3 Accent 2" w:uiPriority="48"/>
+    <w:lsdException w:name="Grid Table 4 Accent 2" w:uiPriority="49"/>
+    <w:lsdException w:name="Grid Table 5 Dark Accent 2" w:uiPriority="50"/>
+    <w:lsdException w:name="Grid Table 6 Colorful Accent 2" w:uiPriority="51"/>
+    <w:lsdException w:name="Grid Table 7 Colorful Accent 2" w:uiPriority="52"/>
+    <w:lsdException w:name="Grid Table 1 Light Accent 3" w:uiPriority="46"/>
+    <w:lsdException w:name="Grid Table 2 Accent 3" w:uiPriority="47"/>
+    <w:lsdException w:name="Grid Table 3 Accent 3" w:uiPriority="48"/>
+    <w:lsdException w:name="Grid Table 4 Accent 3" w:uiPriority="49"/>
+    <w:lsdException w:name="Grid Table 5 Dark Accent 3" w:uiPriority="50"/>
+    <w:lsdException w:name="Grid Table 6 Colorful Accent 3" w:uiPriority="51"/>
+    <w:lsdException w:name="Grid Table 7 Colorful Accent 3" w:uiPriority="52"/>
+    <w:lsdException w:name="Grid Table 1 Light Accent 4" w:uiPriority="46"/>
+    <w:lsdException w:name="Grid Table 2 Accent 4" w:uiPriority="47"/>
+    <w:lsdException w:name="Grid Table 3 Accent 4" w:uiPriority="48"/>
+    <w:lsdException w:name="Grid Table 4 Accent 4" w:uiPriority="49"/>
+    <w:lsdException w:name="Grid Table 5 Dark Accent 4" w:uiPriority="50"/>
+    <w:lsdException w:name="Grid Table 6 Colorful Accent 4" w:uiPriority="51"/>
+    <w:lsdException w:name="Grid Table 7 Colorful Accent 4" w:uiPriority="52"/>
+    <w:lsdException w:name="Grid Table 1 Light Accent 5" w:uiPriority="46"/>
+    <w:lsdException w:name="Grid Table 2 Accent 5" w:uiPriority="47"/>
+    <w:lsdException w:name="Grid Table 3 Accent 5" w:uiPriority="48"/>
+    <w:lsdException w:name="Grid Table 4 Accent 5" w:uiPriority="49"/>
+    <w:lsdException w:name="Grid Table 5 Dark Accent 5" w:uiPriority="50"/>
+    <w:lsdException w:name="Grid Table 6 Colorful Accent 5" w:uiPriority="51"/>
+    <w:lsdException w:name="Grid Table 7 Colorful Accent 5" w:uiPriority="52"/>
+    <w:lsdException w:name="Grid Table 1 Light Accent 6" w:uiPriority="46"/>
+    <w:lsdException w:name="Grid Table 2 Accent 6" w:uiPriority="47"/>
+    <w:lsdException w:name="Grid Table 3 Accent 6" w:uiPriority="48"/>
+    <w:lsdException w:name="Grid Table 4 Accent 6" w:uiPriority="49"/>
+    <w:lsdException w:name="Grid Table 5 Dark Accent 6" w:uiPriority="50"/>
+    <w:lsdException w:name="Grid Table 6 Colorful Accent 6" w:uiPriority="51"/>
+    <w:lsdException w:name="Grid Table 7 Colorful Accent 6" w:uiPriority="52"/>
+    <w:lsdException w:name="List Table 1 Light" w:uiPriority="46"/>
+    <w:lsdException w:name="List Table 2" w:uiPriority="47"/>
+    <w:lsdException w:name="List Table 3" w:uiPriority="48"/>
+    <w:lsdException w:name="List Table 4" w:uiPriority="49"/>
+    <w:lsdException w:name="List Table 5 Dark" w:uiPriority="50"/>
+    <w:lsdException w:name="List Table 6 Colorful" w:uiPriority="51"/>
+    <w:lsdException w:name="List Table 7 Colorful" w:uiPriority="52"/>
+    <w:lsdException w:name="List Table 1 Light Accent 1" w:uiPriority="46"/>
+    <w:lsdException w:name="List Table 2 Accent 1" w:uiPriority="47"/>
+    <w:lsdException w:name="List Table 3 Accent 1" w:uiPriority="48"/>
+    <w:lsdException w:name="List Table 4 Accent 1" w:uiPriority="49"/>
+    <w:lsdException w:name="List Table 5 Dark Accent 1" w:uiPriority="50"/>
+    <w:lsdException w:name="List Table 6 Colorful Accent 1" w:uiPriority="51"/>
+    <w:lsdException w:name="List Table 7 Colorful Accent 1" w:uiPriority="52"/>
+    <w:lsdException w:name="List Table 1 Light Accent 2" w:uiPriority="46"/>
+    <w:lsdException w:name="List Table 2 Accent 2" w:uiPriority="47"/>
+    <w:lsdException w:name="List Table 3 Accent 2" w:uiPriority="48"/>
+    <w:lsdException w:name="List Table 4 Accent 2" w:uiPriority="49"/>
+    <w:lsdException w:name="List Table 5 Dark Accent 2" w:uiPriority="50"/>
+    <w:lsdException w:name="List Table 6 Colorful Accent 2" w:uiPriority="51"/>
+    <w:lsdException w:name="List Table 7 Colorful Accent 2" w:uiPriority="52"/>
+    <w:lsdException w:name="List Table 1 Light Accent 3" w:uiPriority="46"/>
+    <w:lsdException w:name="List Table 2 Accent 3" w:uiPriority="47"/>
+    <w:lsdException w:name="List Table 3 Accent 3" w:uiPriority="48"/>
+    <w:lsdException w:name="List Table 4 Accent 3" w:uiPriority="49"/>
+    <w:lsdException w:name="List Table 5 Dark Accent 3" w:uiPriority="50"/>
+    <w:lsdException w:name="List Table 6 Colorful Accent 3" w:uiPriority="51"/>
+    <w:lsdException w:name="List Table 7 Colorful Accent 3" w:uiPriority="52"/>
+    <w:lsdException w:name="List Table 1 Light Accent 4" w:uiPriority="46"/>
+    <w:lsdException w:name="List Table 2 Accent 4" w:uiPriority="47"/>
+    <w:lsdException w:name="List Table 3 Accent 4" w:uiPriority="48"/>
+    <w:lsdException w:name="List Table 4 Accent 4" w:uiPriority="49"/>
+    <w:lsdException w:name="List Table 5 Dark Accent 4" w:uiPriority="50"/>
+    <w:lsdException w:name="List Table 6 Colorful Accent 4" w:uiPriority="51"/>
+    <w:lsdException w:name="List Table 7 Colorful Accent 4" w:uiPriority="52"/>
+    <w:lsdException w:name="List Table 1 Light Accent 5" w:uiPriority="46"/>
+    <w:lsdException w:name="List Table 2 Accent 5" w:uiPriority="47"/>
+    <w:lsdException w:name="List Table 3 Accent 5" w:uiPriority="48"/>
+    <w:lsdException w:name="List Table 4 Accent 5" w:uiPriority="49"/>
+    <w:lsdException w:name="List Table 5 Dark Accent 5" w:uiPriority="50"/>
+    <w:lsdException w:name="List Table 6 Colorful Accent 5" w:uiPriority="51"/>
+    <w:lsdException w:name="List Table 7 Colorful Accent 5" w:uiPriority="52"/>
+    <w:lsdException w:name="List Table 1 Light Accent 6" w:uiPriority="46"/>
+    <w:lsdException w:name="List Table 2 Accent 6" w:uiPriority="47"/>
+    <w:lsdException w:name="List Table 3 Accent 6" w:uiPriority="48"/>
+    <w:lsdException w:name="List Table 4 Accent 6" w:uiPriority="49"/>
+    <w:lsdException w:name="List Table 5 Dark Accent 6" w:uiPriority="50"/>
+    <w:lsdException w:name="List Table 6 Colorful Accent 6" w:uiPriority="51"/>
+    <w:lsdException w:name="List Table 7 Colorful Accent 6" w:uiPriority="52"/>
+    <w:lsdException w:name="Mention" w:semiHidden="1" w:unhideWhenUsed="1"/>
+    <w:lsdException w:name="Smart Hyperlink" w:semiHidden="1" w:unhideWhenUsed="1"/>
+    <w:lsdException w:name="Hashtag" w:semiHidden="1" w:unhideWhenUsed="1"/>
+    <w:lsdException w:name="Unresolved Mention" w:semiHidden="1" w:unhideWhenUsed="1"/>
+    <w:lsdException w:name="Smart Link" w:semiHidden="1" w:unhideWhenUsed="1"/>
+  </w:latentStyles>
+  <w:style w:type="paragraph" w:default="1" w:styleId="Normal">
+    <w:name w:val="Normal"/>
+    <w:qFormat/>
   </w:style>
   <w:style w:type="paragraph" w:styleId="Heading1">
     <w:name w:val="heading 1"/>
     <w:basedOn w:val="Normal"/>
     <w:next w:val="Normal"/>
+    <w:uiPriority w:val="9"/>
+    <w:qFormat/>
     <w:pPr>
-      <w:keepNext w:val="1"/>
-      <w:keepLines w:val="1"/>
-      <w:pageBreakBefore w:val="0"/>
-      <w:spacing w:after="120" w:before="400" w:lineRule="auto"/>
+      <w:keepNext/>
+      <w:keepLines/>
+      <w:spacing w:before="400" w:after="120"/>
+      <w:outlineLvl w:val="0"/>
     </w:pPr>
     <w:rPr>
       <w:sz w:val="40"/>
@@ -591,15 +1314,17 @@
     <w:name w:val="heading 2"/>
     <w:basedOn w:val="Normal"/>
     <w:next w:val="Normal"/>
+    <w:uiPriority w:val="9"/>
+    <w:semiHidden/>
+    <w:unhideWhenUsed/>
+    <w:qFormat/>
     <w:pPr>
-      <w:keepNext w:val="1"/>
-      <w:keepLines w:val="1"/>
-      <w:pageBreakBefore w:val="0"/>
-      <w:spacing w:after="120" w:before="360" w:lineRule="auto"/>
+      <w:keepNext/>
+      <w:keepLines/>
+      <w:spacing w:before="360" w:after="120"/>
+      <w:outlineLvl w:val="1"/>
     </w:pPr>
     <w:rPr>
-      <w:b w:val="0"/>
-      <w:bCs w:val="0"/>
       <w:sz w:val="32"/>
       <w:szCs w:val="32"/>
     </w:rPr>
@@ -608,15 +1333,17 @@
     <w:name w:val="heading 3"/>
     <w:basedOn w:val="Normal"/>
     <w:next w:val="Normal"/>
+    <w:uiPriority w:val="9"/>
+    <w:semiHidden/>
+    <w:unhideWhenUsed/>
+    <w:qFormat/>
     <w:pPr>
-      <w:keepNext w:val="1"/>
-      <w:keepLines w:val="1"/>
-      <w:pageBreakBefore w:val="0"/>
-      <w:spacing w:after="80" w:before="320" w:lineRule="auto"/>
+      <w:keepNext/>
+      <w:keepLines/>
+      <w:spacing w:before="320" w:after="80"/>
+      <w:outlineLvl w:val="2"/>
     </w:pPr>
     <w:rPr>
-      <w:b w:val="0"/>
-      <w:bCs w:val="0"/>
       <w:color w:val="434343"/>
       <w:sz w:val="28"/>
       <w:szCs w:val="28"/>
@@ -626,11 +1353,15 @@
     <w:name w:val="heading 4"/>
     <w:basedOn w:val="Normal"/>
     <w:next w:val="Normal"/>
+    <w:uiPriority w:val="9"/>
+    <w:semiHidden/>
+    <w:unhideWhenUsed/>
+    <w:qFormat/>
     <w:pPr>
-      <w:keepNext w:val="1"/>
-      <w:keepLines w:val="1"/>
-      <w:pageBreakBefore w:val="0"/>
-      <w:spacing w:after="80" w:before="280" w:lineRule="auto"/>
+      <w:keepNext/>
+      <w:keepLines/>
+      <w:spacing w:before="280" w:after="80"/>
+      <w:outlineLvl w:val="3"/>
     </w:pPr>
     <w:rPr>
       <w:color w:val="666666"/>
@@ -642,45 +1373,87 @@
     <w:name w:val="heading 5"/>
     <w:basedOn w:val="Normal"/>
     <w:next w:val="Normal"/>
+    <w:uiPriority w:val="9"/>
+    <w:semiHidden/>
+    <w:unhideWhenUsed/>
+    <w:qFormat/>
     <w:pPr>
-      <w:keepNext w:val="1"/>
-      <w:keepLines w:val="1"/>
-      <w:pageBreakBefore w:val="0"/>
-      <w:spacing w:after="80" w:before="240" w:lineRule="auto"/>
+      <w:keepNext/>
+      <w:keepLines/>
+      <w:spacing w:before="240" w:after="80"/>
+      <w:outlineLvl w:val="4"/>
     </w:pPr>
     <w:rPr>
       <w:color w:val="666666"/>
-      <w:sz w:val="22"/>
-      <w:szCs w:val="22"/>
     </w:rPr>
   </w:style>
   <w:style w:type="paragraph" w:styleId="Heading6">
     <w:name w:val="heading 6"/>
     <w:basedOn w:val="Normal"/>
     <w:next w:val="Normal"/>
+    <w:uiPriority w:val="9"/>
+    <w:semiHidden/>
+    <w:unhideWhenUsed/>
+    <w:qFormat/>
     <w:pPr>
-      <w:keepNext w:val="1"/>
-      <w:keepLines w:val="1"/>
-      <w:pageBreakBefore w:val="0"/>
-      <w:spacing w:after="80" w:before="240" w:lineRule="auto"/>
+      <w:keepNext/>
+      <w:keepLines/>
+      <w:spacing w:before="240" w:after="80"/>
+      <w:outlineLvl w:val="5"/>
     </w:pPr>
     <w:rPr>
-      <w:i w:val="1"/>
-      <w:iCs w:val="1"/>
+      <w:i/>
+      <w:iCs/>
       <w:color w:val="666666"/>
-      <w:sz w:val="22"/>
-      <w:szCs w:val="22"/>
     </w:rPr>
+  </w:style>
+  <w:style w:type="character" w:default="1" w:styleId="DefaultParagraphFont">
+    <w:name w:val="Default Paragraph Font"/>
+    <w:uiPriority w:val="1"/>
+    <w:unhideWhenUsed/>
+  </w:style>
+  <w:style w:type="table" w:default="1" w:styleId="TableNormal">
+    <w:name w:val="Normal Table"/>
+    <w:uiPriority w:val="99"/>
+    <w:semiHidden/>
+    <w:unhideWhenUsed/>
+    <w:tblPr>
+      <w:tblInd w:w="0" w:type="dxa"/>
+      <w:tblCellMar>
+        <w:top w:w="0" w:type="dxa"/>
+        <w:left w:w="108" w:type="dxa"/>
+        <w:bottom w:w="0" w:type="dxa"/>
+        <w:right w:w="108" w:type="dxa"/>
+      </w:tblCellMar>
+    </w:tblPr>
+  </w:style>
+  <w:style w:type="numbering" w:default="1" w:styleId="NoList">
+    <w:name w:val="No List"/>
+    <w:uiPriority w:val="99"/>
+    <w:semiHidden/>
+    <w:unhideWhenUsed/>
+  </w:style>
+  <w:style w:type="table" w:customStyle="1" w:styleId="TableNormal0">
+    <w:name w:val="TableNormal"/>
+    <w:tblPr>
+      <w:tblCellMar>
+        <w:top w:w="100" w:type="dxa"/>
+        <w:left w:w="100" w:type="dxa"/>
+        <w:bottom w:w="100" w:type="dxa"/>
+        <w:right w:w="100" w:type="dxa"/>
+      </w:tblCellMar>
+    </w:tblPr>
   </w:style>
   <w:style w:type="paragraph" w:styleId="Title">
     <w:name w:val="Title"/>
     <w:basedOn w:val="Normal"/>
     <w:next w:val="Normal"/>
+    <w:uiPriority w:val="10"/>
+    <w:qFormat/>
     <w:pPr>
-      <w:keepNext w:val="1"/>
-      <w:keepLines w:val="1"/>
-      <w:pageBreakBefore w:val="0"/>
-      <w:spacing w:after="60" w:before="0" w:lineRule="auto"/>
+      <w:keepNext/>
+      <w:keepLines/>
+      <w:spacing w:after="60"/>
     </w:pPr>
     <w:rPr>
       <w:sz w:val="52"/>
@@ -691,16 +1464,14 @@
     <w:name w:val="Subtitle"/>
     <w:basedOn w:val="Normal"/>
     <w:next w:val="Normal"/>
+    <w:uiPriority w:val="11"/>
+    <w:qFormat/>
     <w:pPr>
-      <w:keepNext w:val="1"/>
-      <w:keepLines w:val="1"/>
-      <w:pageBreakBefore w:val="0"/>
-      <w:spacing w:after="320" w:before="0" w:lineRule="auto"/>
+      <w:keepNext/>
+      <w:keepLines/>
+      <w:spacing w:after="320"/>
     </w:pPr>
     <w:rPr>
-      <w:rFonts w:ascii="Arial" w:cs="Arial" w:eastAsia="Arial" w:hAnsi="Arial"/>
-      <w:i w:val="0"/>
-      <w:iCs w:val="0"/>
       <w:color w:val="666666"/>
       <w:sz w:val="30"/>
       <w:szCs w:val="30"/>

--- a/Grupp 3, R - rapport.docx
+++ b/Grupp 3, R - rapport.docx
@@ -668,8 +668,186 @@
           <w:rFonts w:ascii="Times New Roman" w:eastAsia="Times New Roman" w:hAnsi="Times New Roman" w:cs="Times New Roman"/>
           <w:sz w:val="24"/>
           <w:szCs w:val="24"/>
-        </w:rPr>
-      </w:pPr>
+          <w:lang w:val="sv-SE"/>
+        </w:rPr>
+      </w:pPr>
+      <w:r>
+        <w:rPr>
+          <w:rFonts w:ascii="Times New Roman" w:eastAsia="Times New Roman" w:hAnsi="Times New Roman" w:cs="Times New Roman"/>
+          <w:sz w:val="24"/>
+          <w:szCs w:val="24"/>
+          <w:u w:val="single"/>
+          <w:lang w:val="sv-SE"/>
+        </w:rPr>
+        <w:t>Intäkter:</w:t>
+      </w:r>
+    </w:p>
+    <w:p>
+      <w:pPr>
+        <w:rPr>
+          <w:rFonts w:ascii="Times New Roman" w:eastAsia="Times New Roman" w:hAnsi="Times New Roman" w:cs="Times New Roman"/>
+          <w:sz w:val="24"/>
+          <w:szCs w:val="24"/>
+          <w:lang w:val="sv-SE"/>
+        </w:rPr>
+      </w:pPr>
+      <w:r>
+        <w:rPr>
+          <w:rFonts w:ascii="Times New Roman" w:eastAsia="Times New Roman" w:hAnsi="Times New Roman" w:cs="Times New Roman"/>
+          <w:sz w:val="24"/>
+          <w:szCs w:val="24"/>
+          <w:lang w:val="sv-SE"/>
+        </w:rPr>
+        <w:t>Elektronik står för största delen av intäkter, efter sport- och hemartiklar, med skönhetsprodukter på sista plats, rabatter inräknade. Elektronik och sportartiklar ser större variation inom ordervärden.</w:t>
+      </w:r>
+    </w:p>
+    <w:p>
+      <w:pPr>
+        <w:rPr>
+          <w:rFonts w:ascii="Times New Roman" w:eastAsia="Times New Roman" w:hAnsi="Times New Roman" w:cs="Times New Roman"/>
+          <w:sz w:val="24"/>
+          <w:szCs w:val="24"/>
+          <w:lang w:val="sv-SE"/>
+        </w:rPr>
+      </w:pPr>
+      <w:r>
+        <w:rPr>
+          <w:rFonts w:ascii="Times New Roman" w:eastAsia="Times New Roman" w:hAnsi="Times New Roman" w:cs="Times New Roman"/>
+          <w:sz w:val="24"/>
+          <w:szCs w:val="24"/>
+          <w:lang w:val="sv-SE"/>
+        </w:rPr>
+        <w:t xml:space="preserve">Småföretag, dock färre köp än konsumenter, står för </w:t>
+      </w:r>
+      <w:proofErr w:type="spellStart"/>
+      <w:r>
+        <w:rPr>
+          <w:rFonts w:ascii="Times New Roman" w:eastAsia="Times New Roman" w:hAnsi="Times New Roman" w:cs="Times New Roman"/>
+          <w:sz w:val="24"/>
+          <w:szCs w:val="24"/>
+          <w:lang w:val="sv-SE"/>
+        </w:rPr>
+        <w:t>mestadelen</w:t>
+      </w:r>
+      <w:proofErr w:type="spellEnd"/>
+      <w:r>
+        <w:rPr>
+          <w:rFonts w:ascii="Times New Roman" w:eastAsia="Times New Roman" w:hAnsi="Times New Roman" w:cs="Times New Roman"/>
+          <w:sz w:val="24"/>
+          <w:szCs w:val="24"/>
+          <w:lang w:val="sv-SE"/>
+        </w:rPr>
+        <w:t xml:space="preserve"> intäkter. Fåtalet </w:t>
+      </w:r>
+      <w:proofErr w:type="spellStart"/>
+      <w:r>
+        <w:rPr>
+          <w:rFonts w:ascii="Times New Roman" w:eastAsia="Times New Roman" w:hAnsi="Times New Roman" w:cs="Times New Roman"/>
+          <w:sz w:val="24"/>
+          <w:szCs w:val="24"/>
+          <w:lang w:val="sv-SE"/>
+        </w:rPr>
+        <w:t>ordrar</w:t>
+      </w:r>
+      <w:proofErr w:type="spellEnd"/>
+      <w:r>
+        <w:rPr>
+          <w:rFonts w:ascii="Times New Roman" w:eastAsia="Times New Roman" w:hAnsi="Times New Roman" w:cs="Times New Roman"/>
+          <w:sz w:val="24"/>
+          <w:szCs w:val="24"/>
+          <w:lang w:val="sv-SE"/>
+        </w:rPr>
+        <w:t xml:space="preserve"> gör medel-ordervärde, inkl. rabatter, högre än medianer, tecken på </w:t>
+      </w:r>
+      <w:proofErr w:type="spellStart"/>
+      <w:r>
+        <w:rPr>
+          <w:rFonts w:ascii="Times New Roman" w:eastAsia="Times New Roman" w:hAnsi="Times New Roman" w:cs="Times New Roman"/>
+          <w:sz w:val="24"/>
+          <w:szCs w:val="24"/>
+          <w:lang w:val="sv-SE"/>
+        </w:rPr>
+        <w:t>outliers</w:t>
+      </w:r>
+      <w:proofErr w:type="spellEnd"/>
+      <w:r>
+        <w:rPr>
+          <w:rFonts w:ascii="Times New Roman" w:eastAsia="Times New Roman" w:hAnsi="Times New Roman" w:cs="Times New Roman"/>
+          <w:sz w:val="24"/>
+          <w:szCs w:val="24"/>
+          <w:lang w:val="sv-SE"/>
+        </w:rPr>
+        <w:t xml:space="preserve"> påverkar snitten.</w:t>
+      </w:r>
+    </w:p>
+    <w:p>
+      <w:pPr>
+        <w:rPr>
+          <w:rFonts w:ascii="Times New Roman" w:eastAsia="Times New Roman" w:hAnsi="Times New Roman" w:cs="Times New Roman"/>
+          <w:sz w:val="24"/>
+          <w:szCs w:val="24"/>
+          <w:lang w:val="sv-SE"/>
+        </w:rPr>
+      </w:pPr>
+    </w:p>
+    <w:p>
+      <w:pPr>
+        <w:rPr>
+          <w:rFonts w:ascii="Times New Roman" w:eastAsia="Times New Roman" w:hAnsi="Times New Roman" w:cs="Times New Roman"/>
+          <w:sz w:val="24"/>
+          <w:szCs w:val="24"/>
+          <w:lang w:val="sv-SE"/>
+        </w:rPr>
+      </w:pPr>
+      <w:r>
+        <w:rPr>
+          <w:rFonts w:ascii="Times New Roman" w:eastAsia="Times New Roman" w:hAnsi="Times New Roman" w:cs="Times New Roman"/>
+          <w:sz w:val="24"/>
+          <w:szCs w:val="24"/>
+          <w:u w:val="single"/>
+          <w:lang w:val="sv-SE"/>
+        </w:rPr>
+        <w:t>Intäkter över tid:</w:t>
+      </w:r>
+    </w:p>
+    <w:p>
+      <w:pPr>
+        <w:rPr>
+          <w:rFonts w:ascii="Times New Roman" w:eastAsia="Times New Roman" w:hAnsi="Times New Roman" w:cs="Times New Roman"/>
+          <w:sz w:val="24"/>
+          <w:szCs w:val="24"/>
+          <w:lang w:val="sv-SE"/>
+        </w:rPr>
+      </w:pPr>
+      <w:r>
+        <w:rPr>
+          <w:rFonts w:ascii="Times New Roman" w:eastAsia="Times New Roman" w:hAnsi="Times New Roman" w:cs="Times New Roman"/>
+          <w:sz w:val="24"/>
+          <w:szCs w:val="24"/>
+          <w:lang w:val="sv-SE"/>
+        </w:rPr>
+        <w:t xml:space="preserve">Vintertid för med sig stor andel intäkt, även sommar. Vår och höst faller intäkterna. Regionalt och per </w:t>
+      </w:r>
+      <w:proofErr w:type="spellStart"/>
+      <w:r>
+        <w:rPr>
+          <w:rFonts w:ascii="Times New Roman" w:eastAsia="Times New Roman" w:hAnsi="Times New Roman" w:cs="Times New Roman"/>
+          <w:sz w:val="24"/>
+          <w:szCs w:val="24"/>
+          <w:lang w:val="sv-SE"/>
+        </w:rPr>
+        <w:t>kundtyp</w:t>
+      </w:r>
+      <w:proofErr w:type="spellEnd"/>
+      <w:r>
+        <w:rPr>
+          <w:rFonts w:ascii="Times New Roman" w:eastAsia="Times New Roman" w:hAnsi="Times New Roman" w:cs="Times New Roman"/>
+          <w:sz w:val="24"/>
+          <w:szCs w:val="24"/>
+          <w:lang w:val="sv-SE"/>
+        </w:rPr>
+        <w:t xml:space="preserve"> matchar ungefärligt mönstret, fast norr säljer mer än syd, och kundtyperna förutom VIP handlar för merparten.</w:t>
+      </w:r>
     </w:p>
     <w:p>
       <w:pPr>
@@ -709,6 +887,77 @@
           <w:szCs w:val="24"/>
         </w:rPr>
       </w:pPr>
+      <w:r>
+        <w:rPr>
+          <w:rFonts w:ascii="Times New Roman" w:eastAsia="Times New Roman" w:hAnsi="Times New Roman" w:cs="Times New Roman"/>
+          <w:sz w:val="24"/>
+          <w:szCs w:val="24"/>
+        </w:rPr>
+        <w:t xml:space="preserve">Elektronik och sport är främst säljande produkterna, med konsumenter och småföretag som bidrar med mera </w:t>
+      </w:r>
+      <w:proofErr w:type="spellStart"/>
+      <w:r>
+        <w:rPr>
+          <w:rFonts w:ascii="Times New Roman" w:eastAsia="Times New Roman" w:hAnsi="Times New Roman" w:cs="Times New Roman"/>
+          <w:sz w:val="24"/>
+          <w:szCs w:val="24"/>
+        </w:rPr>
+        <w:t>ordrar</w:t>
+      </w:r>
+      <w:proofErr w:type="spellEnd"/>
+      <w:r>
+        <w:rPr>
+          <w:rFonts w:ascii="Times New Roman" w:eastAsia="Times New Roman" w:hAnsi="Times New Roman" w:cs="Times New Roman"/>
+          <w:sz w:val="24"/>
+          <w:szCs w:val="24"/>
+        </w:rPr>
+        <w:t xml:space="preserve"> och lite mera intäkter, </w:t>
+      </w:r>
+      <w:proofErr w:type="spellStart"/>
+      <w:r>
+        <w:rPr>
+          <w:rFonts w:ascii="Times New Roman" w:eastAsia="Times New Roman" w:hAnsi="Times New Roman" w:cs="Times New Roman"/>
+          <w:sz w:val="24"/>
+          <w:szCs w:val="24"/>
+        </w:rPr>
+        <w:t>respektivt</w:t>
+      </w:r>
+      <w:proofErr w:type="spellEnd"/>
+      <w:r>
+        <w:rPr>
+          <w:rFonts w:ascii="Times New Roman" w:eastAsia="Times New Roman" w:hAnsi="Times New Roman" w:cs="Times New Roman"/>
+          <w:sz w:val="24"/>
+          <w:szCs w:val="24"/>
+        </w:rPr>
+        <w:t xml:space="preserve">, för företaget. Årssäsonger speglar </w:t>
+      </w:r>
+      <w:r>
+        <w:rPr>
+          <w:rFonts w:ascii="Times New Roman" w:eastAsia="Times New Roman" w:hAnsi="Times New Roman" w:cs="Times New Roman"/>
+          <w:sz w:val="24"/>
+          <w:szCs w:val="24"/>
+        </w:rPr>
+        <w:lastRenderedPageBreak/>
+        <w:t xml:space="preserve">rörlig efterfrågan som </w:t>
+      </w:r>
+      <w:proofErr w:type="spellStart"/>
+      <w:r>
+        <w:rPr>
+          <w:rFonts w:ascii="Times New Roman" w:eastAsia="Times New Roman" w:hAnsi="Times New Roman" w:cs="Times New Roman"/>
+          <w:sz w:val="24"/>
+          <w:szCs w:val="24"/>
+        </w:rPr>
+        <w:t>kundtyp</w:t>
+      </w:r>
+      <w:proofErr w:type="spellEnd"/>
+      <w:r>
+        <w:rPr>
+          <w:rFonts w:ascii="Times New Roman" w:eastAsia="Times New Roman" w:hAnsi="Times New Roman" w:cs="Times New Roman"/>
+          <w:sz w:val="24"/>
+          <w:szCs w:val="24"/>
+        </w:rPr>
+        <w:t xml:space="preserve"> och regioner bryter upp dynamiken till att norr, och återvändande kunder, är ledande bland övriga.</w:t>
+      </w:r>
     </w:p>
     <w:p>
       <w:pPr>

--- a/Grupp 3, R - rapport.docx
+++ b/Grupp 3, R - rapport.docx
@@ -957,6 +957,24 @@
           <w:szCs w:val="24"/>
         </w:rPr>
         <w:t xml:space="preserve"> och regioner bryter upp dynamiken till att norr, och återvändande kunder, är ledande bland övriga.</w:t>
+      </w:r>
+    </w:p>
+    <w:p>
+      <w:pPr>
+        <w:ind w:firstLine="720"/>
+        <w:rPr>
+          <w:rFonts w:ascii="Times New Roman" w:eastAsia="Times New Roman" w:hAnsi="Times New Roman" w:cs="Times New Roman"/>
+          <w:sz w:val="24"/>
+          <w:szCs w:val="24"/>
+        </w:rPr>
+      </w:pPr>
+      <w:r>
+        <w:rPr>
+          <w:rFonts w:ascii="Times New Roman" w:eastAsia="Times New Roman" w:hAnsi="Times New Roman" w:cs="Times New Roman"/>
+          <w:sz w:val="24"/>
+          <w:szCs w:val="24"/>
+        </w:rPr>
+        <w:t>Att se till lagersaldon och marknadsföring till kundsegment eller regionalt för mest säljande produktkategorier är en praktisk föraning rimlig att agera på, fast vidare analys må avslöja bekräftande eller dementerande perspektiv.</w:t>
       </w:r>
     </w:p>
     <w:p>
